--- a/docs/IoT.docx
+++ b/docs/IoT.docx
@@ -5,51 +5,201 @@
     <w:p>
       <w:pPr>
         <w:rPr>
+          <w:rFonts w:eastAsiaTheme="majorEastAsia" w:cstheme="majorBidi"/>
           <w:b/>
           <w:bCs/>
-        </w:rPr>
-      </w:pPr>
-      <w:r>
-        <w:rPr>
+          <w:spacing w:val="-10"/>
+          <w:kern w:val="28"/>
+          <w:lang w:val="en-US"/>
+        </w:rPr>
+      </w:pPr>
+      <w:r>
+        <w:rPr>
+          <w:rFonts w:eastAsiaTheme="majorEastAsia" w:cstheme="majorBidi"/>
           <w:b/>
           <w:bCs/>
-        </w:rPr>
-        <w:t>Probleemstelling</w:t>
-      </w:r>
-    </w:p>
-    <w:p>
-      <w:r>
-        <w:t>Veel mensen slapen in ruimtes met een slechte luchtkwaliteit zonder dat ze dit merken. Een te hoge luchtvochtigheid, een oncomfortabele temperatuur of een verhoogde CO₂-concentratie kan zorgen voor een mindere slaapkwaliteit. Omdat deze factoren vaak niet zichtbaar zijn, weten gebruikers niet wanneer er geventileerd of verwarmd moet worden. Daarom is er behoefte aan een systeem dat deze waarden continu meet en de gebruiker eenvoudig informeert over de kwaliteit van de slaapomgeving.</w:t>
-      </w:r>
-    </w:p>
-    <w:p>
-      <w:pPr>
-        <w:rPr>
+          <w:spacing w:val="-10"/>
+          <w:kern w:val="28"/>
+          <w:lang w:val="en-US"/>
+        </w:rPr>
+        <w:t>Smart Air Clock</w:t>
+      </w:r>
+      <w:r>
+        <w:rPr>
+          <w:rFonts w:eastAsiaTheme="majorEastAsia" w:cstheme="majorBidi"/>
           <w:b/>
           <w:bCs/>
-        </w:rPr>
-      </w:pPr>
-      <w:r>
-        <w:rPr>
+          <w:spacing w:val="-10"/>
+          <w:kern w:val="28"/>
+          <w:lang w:val="en-US"/>
+        </w:rPr>
+        <w:br/>
+      </w:r>
+      <w:r>
+        <w:rPr>
+          <w:rFonts w:eastAsiaTheme="majorEastAsia" w:cstheme="majorBidi"/>
+          <w:i/>
+          <w:iCs/>
+          <w:spacing w:val="-10"/>
+          <w:kern w:val="28"/>
+          <w:lang w:val="en-US"/>
+        </w:rPr>
+        <w:t>door: Ties Berghs, 2eai</w:t>
+      </w:r>
+    </w:p>
+    <w:p>
+      <w:pPr>
+        <w:rPr>
+          <w:rFonts w:eastAsiaTheme="majorEastAsia" w:cstheme="majorBidi"/>
           <w:b/>
           <w:bCs/>
+          <w:spacing w:val="-10"/>
+          <w:kern w:val="28"/>
+          <w:lang w:val="en-US"/>
+        </w:rPr>
+      </w:pPr>
+      <w:proofErr w:type="spellStart"/>
+      <w:r>
+        <w:rPr>
+          <w:rFonts w:eastAsiaTheme="majorEastAsia" w:cstheme="majorBidi"/>
+          <w:b/>
+          <w:bCs/>
+          <w:spacing w:val="-10"/>
+          <w:kern w:val="28"/>
+          <w:lang w:val="en-US"/>
+        </w:rPr>
+        <w:t>Projectidee</w:t>
+      </w:r>
+      <w:proofErr w:type="spellEnd"/>
+    </w:p>
+    <w:p>
+      <w:pPr>
+        <w:rPr>
+          <w:rFonts w:eastAsiaTheme="majorEastAsia" w:cstheme="majorBidi"/>
+          <w:spacing w:val="-10"/>
+          <w:kern w:val="28"/>
+        </w:rPr>
+      </w:pPr>
+      <w:r>
+        <w:rPr>
+          <w:rFonts w:eastAsiaTheme="majorEastAsia" w:cstheme="majorBidi"/>
+          <w:spacing w:val="-10"/>
+          <w:kern w:val="28"/>
+        </w:rPr>
+        <w:t>De Smart Air Clock is een slimme wekkerklok die niet alleen de tijd weergeeft, maar ook de luchtkwaliteit van een slaapkamer bewaakt. Het systeem meet continu de temperatuur, luchtvochtigheid, luchtdruk en CO₂-concentratie. Op basis van deze gegevens krijgt de gebruiker inzicht in de kwaliteit van de slaapomgeving.</w:t>
+      </w:r>
+    </w:p>
+    <w:p>
+      <w:pPr>
+        <w:rPr>
+          <w:rFonts w:eastAsiaTheme="majorEastAsia" w:cstheme="majorBidi"/>
+          <w:b/>
+          <w:bCs/>
+          <w:spacing w:val="-10"/>
+          <w:kern w:val="28"/>
+        </w:rPr>
+      </w:pPr>
+      <w:r>
+        <w:rPr>
+          <w:rFonts w:eastAsiaTheme="majorEastAsia" w:cstheme="majorBidi"/>
+          <w:b/>
+          <w:bCs/>
+          <w:spacing w:val="-10"/>
+          <w:kern w:val="28"/>
+        </w:rPr>
+        <w:t>Probleemstelling</w:t>
+      </w:r>
+    </w:p>
+    <w:p>
+      <w:pPr>
+        <w:rPr>
+          <w:rFonts w:eastAsiaTheme="majorEastAsia" w:cstheme="majorBidi"/>
+          <w:spacing w:val="-10"/>
+          <w:kern w:val="28"/>
+        </w:rPr>
+      </w:pPr>
+      <w:r>
+        <w:rPr>
+          <w:rFonts w:eastAsiaTheme="majorEastAsia" w:cstheme="majorBidi"/>
+          <w:spacing w:val="-10"/>
+          <w:kern w:val="28"/>
+        </w:rPr>
+        <w:t>Veel mensen slapen in ruimtes met een slechte luchtkwaliteit zonder dit te beseffen. Een verhoogde CO₂-concentratie, een oncomfortabele temperatuur of een onjuiste luchtvochtigheid kunnen een negatieve invloed hebben op de slaapkwaliteit en het algemeen welzijn. Omdat deze factoren niet zichtbaar zijn, wordt er vaak onvoldoende of te laat geventileerd.</w:t>
+      </w:r>
+    </w:p>
+    <w:p>
+      <w:pPr>
+        <w:rPr>
+          <w:rFonts w:eastAsiaTheme="majorEastAsia" w:cstheme="majorBidi"/>
+          <w:spacing w:val="-10"/>
+          <w:kern w:val="28"/>
+        </w:rPr>
+      </w:pPr>
+      <w:r>
+        <w:rPr>
+          <w:rFonts w:eastAsiaTheme="majorEastAsia" w:cstheme="majorBidi"/>
+          <w:spacing w:val="-10"/>
+          <w:kern w:val="28"/>
+        </w:rPr>
+        <w:t>De Smart Air Clock helpt gebruikers om hun slaapomgeving te monitoren en tijdig actie te ondernemen wanneer de luchtkwaliteit verslechtert.</w:t>
+      </w:r>
+    </w:p>
+    <w:p>
+      <w:pPr>
+        <w:rPr>
+          <w:rFonts w:eastAsiaTheme="majorEastAsia" w:cstheme="majorBidi"/>
+          <w:b/>
+          <w:bCs/>
+          <w:spacing w:val="-10"/>
+          <w:kern w:val="28"/>
+        </w:rPr>
+      </w:pPr>
+      <w:r>
+        <w:rPr>
+          <w:rFonts w:eastAsiaTheme="majorEastAsia" w:cstheme="majorBidi"/>
+          <w:b/>
+          <w:bCs/>
+          <w:spacing w:val="-10"/>
+          <w:kern w:val="28"/>
         </w:rPr>
         <w:t>Doelgroep</w:t>
       </w:r>
     </w:p>
     <w:p>
-      <w:r>
-        <w:t>Dit systeem is ontwikkeld voor:</w:t>
+      <w:pPr>
+        <w:rPr>
+          <w:rFonts w:eastAsiaTheme="majorEastAsia" w:cstheme="majorBidi"/>
+          <w:spacing w:val="-10"/>
+          <w:kern w:val="28"/>
+        </w:rPr>
+      </w:pPr>
+      <w:r>
+        <w:rPr>
+          <w:rFonts w:eastAsiaTheme="majorEastAsia" w:cstheme="majorBidi"/>
+          <w:spacing w:val="-10"/>
+          <w:kern w:val="28"/>
+        </w:rPr>
+        <w:t>Dit project richt zich op:</w:t>
       </w:r>
     </w:p>
     <w:p>
       <w:pPr>
         <w:numPr>
           <w:ilvl w:val="0"/>
-          <w:numId w:val="3"/>
+          <w:numId w:val="7"/>
         </w:numPr>
-      </w:pPr>
-      <w:r>
+        <w:rPr>
+          <w:rFonts w:eastAsiaTheme="majorEastAsia" w:cstheme="majorBidi"/>
+          <w:spacing w:val="-10"/>
+          <w:kern w:val="28"/>
+        </w:rPr>
+      </w:pPr>
+      <w:r>
+        <w:rPr>
+          <w:rFonts w:eastAsiaTheme="majorEastAsia" w:cstheme="majorBidi"/>
+          <w:spacing w:val="-10"/>
+          <w:kern w:val="28"/>
+        </w:rPr>
         <w:t>Studenten</w:t>
       </w:r>
     </w:p>
@@ -57,10 +207,20 @@
       <w:pPr>
         <w:numPr>
           <w:ilvl w:val="0"/>
-          <w:numId w:val="3"/>
+          <w:numId w:val="7"/>
         </w:numPr>
-      </w:pPr>
-      <w:r>
+        <w:rPr>
+          <w:rFonts w:eastAsiaTheme="majorEastAsia" w:cstheme="majorBidi"/>
+          <w:spacing w:val="-10"/>
+          <w:kern w:val="28"/>
+        </w:rPr>
+      </w:pPr>
+      <w:r>
+        <w:rPr>
+          <w:rFonts w:eastAsiaTheme="majorEastAsia" w:cstheme="majorBidi"/>
+          <w:spacing w:val="-10"/>
+          <w:kern w:val="28"/>
+        </w:rPr>
         <w:t>Gezinnen</w:t>
       </w:r>
     </w:p>
@@ -68,215 +228,514 @@
       <w:pPr>
         <w:numPr>
           <w:ilvl w:val="0"/>
-          <w:numId w:val="3"/>
+          <w:numId w:val="7"/>
         </w:numPr>
-      </w:pPr>
-      <w:r>
-        <w:t>Mensen die hun slaapkwaliteit willen verbeteren</w:t>
+        <w:rPr>
+          <w:rFonts w:eastAsiaTheme="majorEastAsia" w:cstheme="majorBidi"/>
+          <w:spacing w:val="-10"/>
+          <w:kern w:val="28"/>
+        </w:rPr>
+      </w:pPr>
+      <w:r>
+        <w:rPr>
+          <w:rFonts w:eastAsiaTheme="majorEastAsia" w:cstheme="majorBidi"/>
+          <w:spacing w:val="-10"/>
+          <w:kern w:val="28"/>
+        </w:rPr>
+        <w:t>Gebruikers van slaapkamers en studentenkamers</w:t>
       </w:r>
     </w:p>
     <w:p>
       <w:pPr>
         <w:numPr>
           <w:ilvl w:val="0"/>
-          <w:numId w:val="3"/>
+          <w:numId w:val="7"/>
         </w:numPr>
         <w:rPr>
+          <w:rFonts w:eastAsiaTheme="majorEastAsia" w:cstheme="majorBidi"/>
+          <w:spacing w:val="-10"/>
+          <w:kern w:val="28"/>
+        </w:rPr>
+      </w:pPr>
+      <w:r>
+        <w:rPr>
+          <w:rFonts w:eastAsiaTheme="majorEastAsia" w:cstheme="majorBidi"/>
+          <w:spacing w:val="-10"/>
+          <w:kern w:val="28"/>
+        </w:rPr>
+        <w:t>Personen die hun slaapkwaliteit willen verbeteren</w:t>
+      </w:r>
+    </w:p>
+    <w:p>
+      <w:pPr>
+        <w:rPr>
+          <w:rFonts w:eastAsiaTheme="majorEastAsia" w:cstheme="majorBidi"/>
           <w:b/>
           <w:bCs/>
-        </w:rPr>
-      </w:pPr>
-      <w:r>
-        <w:t>Gebruikers van slaapkamers, studentenkamers en appartementen</w:t>
-      </w:r>
-    </w:p>
-    <w:p>
-      <w:pPr>
-        <w:rPr>
+          <w:spacing w:val="-10"/>
+          <w:kern w:val="28"/>
+        </w:rPr>
+      </w:pPr>
+      <w:r>
+        <w:rPr>
+          <w:rFonts w:eastAsiaTheme="majorEastAsia" w:cstheme="majorBidi"/>
           <w:b/>
           <w:bCs/>
-        </w:rPr>
-      </w:pPr>
-      <w:r>
-        <w:rPr>
+          <w:spacing w:val="-10"/>
+          <w:kern w:val="28"/>
+        </w:rPr>
+        <w:t>Werking</w:t>
+      </w:r>
+    </w:p>
+    <w:p>
+      <w:pPr>
+        <w:rPr>
+          <w:rFonts w:eastAsiaTheme="majorEastAsia" w:cstheme="majorBidi"/>
+          <w:spacing w:val="-10"/>
+          <w:kern w:val="28"/>
+        </w:rPr>
+      </w:pPr>
+      <w:r>
+        <w:rPr>
+          <w:rFonts w:eastAsiaTheme="majorEastAsia" w:cstheme="majorBidi"/>
+          <w:spacing w:val="-10"/>
+          <w:kern w:val="28"/>
+        </w:rPr>
+        <w:t>De Smart Air Clock maakt gebruik van verschillende sensoren om de omgevingscondities te meten. De actuele waarden worden weergegeven op een OLED-display. Daarnaast geeft een RGB-led met kleuren aan hoe goed de luchtkwaliteit is. Bij een slechte luchtkwaliteit of wanneer een ingestelde wektijd wordt bereikt, kan het systeem een geluidsmelding afspelen via een luidspreker.</w:t>
+      </w:r>
+    </w:p>
+    <w:p>
+      <w:pPr>
+        <w:rPr>
+          <w:rFonts w:eastAsiaTheme="majorEastAsia" w:cstheme="majorBidi"/>
+          <w:spacing w:val="-10"/>
+          <w:kern w:val="28"/>
+        </w:rPr>
+      </w:pPr>
+      <w:r>
+        <w:rPr>
+          <w:rFonts w:eastAsiaTheme="majorEastAsia" w:cstheme="majorBidi"/>
+          <w:spacing w:val="-10"/>
+          <w:kern w:val="28"/>
+        </w:rPr>
+        <w:t>De gemeten gegevens worden via MQTT doorgestuurd naar een Raspberry Pi. Daar worden de gegevens opgeslagen en weergegeven in een webdashboard, zodat zowel actuele als historische meetwaarden bekeken kunnen worden.</w:t>
+      </w:r>
+    </w:p>
+    <w:p>
+      <w:pPr>
+        <w:rPr>
+          <w:rFonts w:eastAsiaTheme="majorEastAsia" w:cstheme="majorBidi"/>
           <w:b/>
           <w:bCs/>
-        </w:rPr>
-        <w:t>Onderzoeksvraag</w:t>
-      </w:r>
-    </w:p>
-    <w:p>
-      <w:r>
-        <w:t>Hoe kunnen gebruikers eenvoudig geïnformeerd worden over de luchtkwaliteit, temperatuur en luchtvochtigheid van een slaapkamer zodat zij hun slaapomgeving kunnen optimaliseren?</w:t>
-      </w:r>
-    </w:p>
-    <w:p>
-      <w:pPr>
-        <w:rPr>
+          <w:spacing w:val="-10"/>
+          <w:kern w:val="28"/>
+        </w:rPr>
+      </w:pPr>
+      <w:r>
+        <w:rPr>
+          <w:rFonts w:eastAsiaTheme="majorEastAsia" w:cstheme="majorBidi"/>
           <w:b/>
           <w:bCs/>
-        </w:rPr>
-      </w:pPr>
-      <w:r>
-        <w:rPr>
+          <w:spacing w:val="-10"/>
+          <w:kern w:val="28"/>
+        </w:rPr>
+        <w:t>Gebruikte technologieën</w:t>
+      </w:r>
+    </w:p>
+    <w:p>
+      <w:pPr>
+        <w:rPr>
+          <w:rFonts w:eastAsiaTheme="majorEastAsia" w:cstheme="majorBidi"/>
           <w:b/>
           <w:bCs/>
-        </w:rPr>
-        <w:t>Technologiekeuzes</w:t>
-      </w:r>
-    </w:p>
-    <w:p>
-      <w:pPr>
-        <w:rPr>
+          <w:spacing w:val="-10"/>
+          <w:kern w:val="28"/>
+        </w:rPr>
+      </w:pPr>
+      <w:r>
+        <w:rPr>
+          <w:rFonts w:eastAsiaTheme="majorEastAsia" w:cstheme="majorBidi"/>
           <w:b/>
           <w:bCs/>
-        </w:rPr>
-      </w:pPr>
-      <w:r>
-        <w:rPr>
+          <w:spacing w:val="-10"/>
+          <w:kern w:val="28"/>
+        </w:rPr>
+        <w:t>Hardware</w:t>
+      </w:r>
+    </w:p>
+    <w:p>
+      <w:pPr>
+        <w:numPr>
+          <w:ilvl w:val="0"/>
+          <w:numId w:val="8"/>
+        </w:numPr>
+        <w:rPr>
+          <w:rFonts w:eastAsiaTheme="majorEastAsia" w:cstheme="majorBidi"/>
+          <w:spacing w:val="-10"/>
+          <w:kern w:val="28"/>
+        </w:rPr>
+      </w:pPr>
+      <w:r>
+        <w:rPr>
+          <w:rFonts w:eastAsiaTheme="majorEastAsia" w:cstheme="majorBidi"/>
+          <w:spacing w:val="-10"/>
+          <w:kern w:val="28"/>
+        </w:rPr>
+        <w:t>ESP32-S3</w:t>
+      </w:r>
+    </w:p>
+    <w:p>
+      <w:pPr>
+        <w:numPr>
+          <w:ilvl w:val="0"/>
+          <w:numId w:val="8"/>
+        </w:numPr>
+        <w:rPr>
+          <w:rFonts w:eastAsiaTheme="majorEastAsia" w:cstheme="majorBidi"/>
+          <w:spacing w:val="-10"/>
+          <w:kern w:val="28"/>
+        </w:rPr>
+      </w:pPr>
+      <w:r>
+        <w:rPr>
+          <w:rFonts w:eastAsiaTheme="majorEastAsia" w:cstheme="majorBidi"/>
+          <w:spacing w:val="-10"/>
+          <w:kern w:val="28"/>
+        </w:rPr>
+        <w:lastRenderedPageBreak/>
+        <w:t>AHT20 temperatuur- en vochtigheidssensor</w:t>
+      </w:r>
+    </w:p>
+    <w:p>
+      <w:pPr>
+        <w:numPr>
+          <w:ilvl w:val="0"/>
+          <w:numId w:val="8"/>
+        </w:numPr>
+        <w:rPr>
+          <w:rFonts w:eastAsiaTheme="majorEastAsia" w:cstheme="majorBidi"/>
+          <w:spacing w:val="-10"/>
+          <w:kern w:val="28"/>
+        </w:rPr>
+      </w:pPr>
+      <w:r>
+        <w:rPr>
+          <w:rFonts w:eastAsiaTheme="majorEastAsia" w:cstheme="majorBidi"/>
+          <w:spacing w:val="-10"/>
+          <w:kern w:val="28"/>
+        </w:rPr>
+        <w:t>BMP280 luchtdruksensor</w:t>
+      </w:r>
+    </w:p>
+    <w:p>
+      <w:pPr>
+        <w:numPr>
+          <w:ilvl w:val="0"/>
+          <w:numId w:val="8"/>
+        </w:numPr>
+        <w:rPr>
+          <w:rFonts w:eastAsiaTheme="majorEastAsia" w:cstheme="majorBidi"/>
+          <w:spacing w:val="-10"/>
+          <w:kern w:val="28"/>
+        </w:rPr>
+      </w:pPr>
+      <w:r>
+        <w:rPr>
+          <w:rFonts w:eastAsiaTheme="majorEastAsia" w:cstheme="majorBidi"/>
+          <w:spacing w:val="-10"/>
+          <w:kern w:val="28"/>
+        </w:rPr>
+        <w:t>MH-Z19B CO₂-sensor</w:t>
+      </w:r>
+    </w:p>
+    <w:p>
+      <w:pPr>
+        <w:numPr>
+          <w:ilvl w:val="0"/>
+          <w:numId w:val="8"/>
+        </w:numPr>
+        <w:rPr>
+          <w:rFonts w:eastAsiaTheme="majorEastAsia" w:cstheme="majorBidi"/>
+          <w:spacing w:val="-10"/>
+          <w:kern w:val="28"/>
+        </w:rPr>
+      </w:pPr>
+      <w:r>
+        <w:rPr>
+          <w:rFonts w:eastAsiaTheme="majorEastAsia" w:cstheme="majorBidi"/>
+          <w:spacing w:val="-10"/>
+          <w:kern w:val="28"/>
+        </w:rPr>
+        <w:t>OLED-display</w:t>
+      </w:r>
+    </w:p>
+    <w:p>
+      <w:pPr>
+        <w:numPr>
+          <w:ilvl w:val="0"/>
+          <w:numId w:val="8"/>
+        </w:numPr>
+        <w:rPr>
+          <w:rFonts w:eastAsiaTheme="majorEastAsia" w:cstheme="majorBidi"/>
+          <w:spacing w:val="-10"/>
+          <w:kern w:val="28"/>
+        </w:rPr>
+      </w:pPr>
+      <w:r>
+        <w:rPr>
+          <w:rFonts w:eastAsiaTheme="majorEastAsia" w:cstheme="majorBidi"/>
+          <w:spacing w:val="-10"/>
+          <w:kern w:val="28"/>
+        </w:rPr>
+        <w:t>RGB-led</w:t>
+      </w:r>
+    </w:p>
+    <w:p>
+      <w:pPr>
+        <w:numPr>
+          <w:ilvl w:val="0"/>
+          <w:numId w:val="8"/>
+        </w:numPr>
+        <w:rPr>
+          <w:rFonts w:eastAsiaTheme="majorEastAsia" w:cstheme="majorBidi"/>
+          <w:spacing w:val="-10"/>
+          <w:kern w:val="28"/>
+        </w:rPr>
+      </w:pPr>
+      <w:r>
+        <w:rPr>
+          <w:rFonts w:eastAsiaTheme="majorEastAsia" w:cstheme="majorBidi"/>
+          <w:spacing w:val="-10"/>
+          <w:kern w:val="28"/>
+        </w:rPr>
+        <w:t>DFPlayer Mini met luidspreker</w:t>
+      </w:r>
+    </w:p>
+    <w:p>
+      <w:pPr>
+        <w:numPr>
+          <w:ilvl w:val="0"/>
+          <w:numId w:val="8"/>
+        </w:numPr>
+        <w:rPr>
+          <w:rFonts w:eastAsiaTheme="majorEastAsia" w:cstheme="majorBidi"/>
+          <w:spacing w:val="-10"/>
+          <w:kern w:val="28"/>
+        </w:rPr>
+      </w:pPr>
+      <w:r>
+        <w:rPr>
+          <w:rFonts w:eastAsiaTheme="majorEastAsia" w:cstheme="majorBidi"/>
+          <w:spacing w:val="-10"/>
+          <w:kern w:val="28"/>
+        </w:rPr>
+        <w:t>Drukknoppen</w:t>
+      </w:r>
+    </w:p>
+    <w:p>
+      <w:pPr>
+        <w:numPr>
+          <w:ilvl w:val="0"/>
+          <w:numId w:val="8"/>
+        </w:numPr>
+        <w:rPr>
+          <w:rFonts w:eastAsiaTheme="majorEastAsia" w:cstheme="majorBidi"/>
+          <w:spacing w:val="-10"/>
+          <w:kern w:val="28"/>
+        </w:rPr>
+      </w:pPr>
+      <w:r>
+        <w:rPr>
+          <w:rFonts w:eastAsiaTheme="majorEastAsia" w:cstheme="majorBidi"/>
+          <w:spacing w:val="-10"/>
+          <w:kern w:val="28"/>
+        </w:rPr>
+        <w:t>Raspberry Pi</w:t>
+      </w:r>
+    </w:p>
+    <w:p>
+      <w:pPr>
+        <w:rPr>
+          <w:rFonts w:eastAsiaTheme="majorEastAsia" w:cstheme="majorBidi"/>
           <w:b/>
           <w:bCs/>
-        </w:rPr>
-        <w:t>ESP32-S3</w:t>
-      </w:r>
-    </w:p>
-    <w:p>
-      <w:r>
-        <w:t>De ESP32-S3 wordt gebruikt als edge device omdat deze voldoende rekenkracht heeft en ingebouwde wifi bevat. Hierdoor kan het toestel de sensordata verwerken en via MQTT versturen.</w:t>
-      </w:r>
-    </w:p>
-    <w:p>
-      <w:pPr>
-        <w:rPr>
+          <w:spacing w:val="-10"/>
+          <w:kern w:val="28"/>
+        </w:rPr>
+      </w:pPr>
+      <w:r>
+        <w:rPr>
+          <w:rFonts w:eastAsiaTheme="majorEastAsia" w:cstheme="majorBidi"/>
           <w:b/>
           <w:bCs/>
-        </w:rPr>
-      </w:pPr>
-      <w:r>
-        <w:rPr>
+          <w:spacing w:val="-10"/>
+          <w:kern w:val="28"/>
+        </w:rPr>
+        <w:t>Software</w:t>
+      </w:r>
+    </w:p>
+    <w:p>
+      <w:pPr>
+        <w:numPr>
+          <w:ilvl w:val="0"/>
+          <w:numId w:val="9"/>
+        </w:numPr>
+        <w:rPr>
+          <w:rFonts w:eastAsiaTheme="majorEastAsia" w:cstheme="majorBidi"/>
+          <w:spacing w:val="-10"/>
+          <w:kern w:val="28"/>
+        </w:rPr>
+      </w:pPr>
+      <w:r>
+        <w:rPr>
+          <w:rFonts w:eastAsiaTheme="majorEastAsia" w:cstheme="majorBidi"/>
+          <w:spacing w:val="-10"/>
+          <w:kern w:val="28"/>
+        </w:rPr>
+        <w:t>Arduino C++</w:t>
+      </w:r>
+    </w:p>
+    <w:p>
+      <w:pPr>
+        <w:numPr>
+          <w:ilvl w:val="0"/>
+          <w:numId w:val="9"/>
+        </w:numPr>
+        <w:rPr>
+          <w:rFonts w:eastAsiaTheme="majorEastAsia" w:cstheme="majorBidi"/>
+          <w:spacing w:val="-10"/>
+          <w:kern w:val="28"/>
+        </w:rPr>
+      </w:pPr>
+      <w:r>
+        <w:rPr>
+          <w:rFonts w:eastAsiaTheme="majorEastAsia" w:cstheme="majorBidi"/>
+          <w:spacing w:val="-10"/>
+          <w:kern w:val="28"/>
+        </w:rPr>
+        <w:t>MQTT</w:t>
+      </w:r>
+    </w:p>
+    <w:p>
+      <w:pPr>
+        <w:numPr>
+          <w:ilvl w:val="0"/>
+          <w:numId w:val="9"/>
+        </w:numPr>
+        <w:rPr>
+          <w:rFonts w:eastAsiaTheme="majorEastAsia" w:cstheme="majorBidi"/>
+          <w:spacing w:val="-10"/>
+          <w:kern w:val="28"/>
+        </w:rPr>
+      </w:pPr>
+      <w:r>
+        <w:rPr>
+          <w:rFonts w:eastAsiaTheme="majorEastAsia" w:cstheme="majorBidi"/>
+          <w:spacing w:val="-10"/>
+          <w:kern w:val="28"/>
+        </w:rPr>
+        <w:t>Node-RED</w:t>
+      </w:r>
+    </w:p>
+    <w:p>
+      <w:pPr>
+        <w:numPr>
+          <w:ilvl w:val="0"/>
+          <w:numId w:val="9"/>
+        </w:numPr>
+        <w:rPr>
+          <w:rFonts w:eastAsiaTheme="majorEastAsia" w:cstheme="majorBidi"/>
+          <w:spacing w:val="-10"/>
+          <w:kern w:val="28"/>
+        </w:rPr>
+      </w:pPr>
+      <w:r>
+        <w:rPr>
+          <w:rFonts w:eastAsiaTheme="majorEastAsia" w:cstheme="majorBidi"/>
+          <w:spacing w:val="-10"/>
+          <w:kern w:val="28"/>
+        </w:rPr>
+        <w:t>HTML</w:t>
+      </w:r>
+    </w:p>
+    <w:p>
+      <w:pPr>
+        <w:numPr>
+          <w:ilvl w:val="0"/>
+          <w:numId w:val="9"/>
+        </w:numPr>
+        <w:rPr>
+          <w:rFonts w:eastAsiaTheme="majorEastAsia" w:cstheme="majorBidi"/>
+          <w:spacing w:val="-10"/>
+          <w:kern w:val="28"/>
+        </w:rPr>
+      </w:pPr>
+      <w:r>
+        <w:rPr>
+          <w:rFonts w:eastAsiaTheme="majorEastAsia" w:cstheme="majorBidi"/>
+          <w:spacing w:val="-10"/>
+          <w:kern w:val="28"/>
+        </w:rPr>
+        <w:t>CSS</w:t>
+      </w:r>
+    </w:p>
+    <w:p>
+      <w:pPr>
+        <w:numPr>
+          <w:ilvl w:val="0"/>
+          <w:numId w:val="9"/>
+        </w:numPr>
+        <w:rPr>
+          <w:rFonts w:eastAsiaTheme="majorEastAsia" w:cstheme="majorBidi"/>
+          <w:spacing w:val="-10"/>
+          <w:kern w:val="28"/>
+        </w:rPr>
+      </w:pPr>
+      <w:r>
+        <w:rPr>
+          <w:rFonts w:eastAsiaTheme="majorEastAsia" w:cstheme="majorBidi"/>
+          <w:spacing w:val="-10"/>
+          <w:kern w:val="28"/>
+        </w:rPr>
+        <w:t>JavaScript</w:t>
+      </w:r>
+    </w:p>
+    <w:p>
+      <w:pPr>
+        <w:rPr>
+          <w:rFonts w:eastAsiaTheme="majorEastAsia" w:cstheme="majorBidi"/>
           <w:b/>
           <w:bCs/>
-        </w:rPr>
-        <w:t>AHT20</w:t>
-      </w:r>
-    </w:p>
-    <w:p>
-      <w:r>
-        <w:t>De AHT20 wordt gebruikt om de temperatuur en luchtvochtigheid in de slaapkamer te meten.</w:t>
-      </w:r>
-    </w:p>
-    <w:p>
-      <w:pPr>
-        <w:rPr>
+          <w:spacing w:val="-10"/>
+          <w:kern w:val="28"/>
+        </w:rPr>
+      </w:pPr>
+      <w:r>
+        <w:rPr>
+          <w:rFonts w:eastAsiaTheme="majorEastAsia" w:cstheme="majorBidi"/>
           <w:b/>
           <w:bCs/>
-        </w:rPr>
-      </w:pPr>
-      <w:r>
-        <w:rPr>
-          <w:b/>
-          <w:bCs/>
-        </w:rPr>
-        <w:t>BMP280</w:t>
-      </w:r>
-    </w:p>
-    <w:p>
-      <w:r>
-        <w:t>De BMP280 meet de luchtdruk en levert extra informatie over de omgeving.</w:t>
-      </w:r>
-    </w:p>
-    <w:p>
-      <w:pPr>
-        <w:rPr>
-          <w:b/>
-          <w:bCs/>
-        </w:rPr>
-      </w:pPr>
-      <w:r>
-        <w:rPr>
-          <w:b/>
-          <w:bCs/>
-        </w:rPr>
-        <w:t>MH-Z19B</w:t>
-      </w:r>
-    </w:p>
-    <w:p>
-      <w:r>
-        <w:t>De MH-Z19B meet de CO₂-concentratie. Dit is belangrijk omdat een hoge CO₂-waarde kan wijzen op onvoldoende ventilatie.</w:t>
-      </w:r>
-    </w:p>
-    <w:p>
-      <w:pPr>
-        <w:rPr>
-          <w:b/>
-          <w:bCs/>
-        </w:rPr>
-      </w:pPr>
-      <w:r>
-        <w:rPr>
-          <w:b/>
-          <w:bCs/>
-        </w:rPr>
-        <w:t>OLED Display</w:t>
-      </w:r>
-    </w:p>
-    <w:p>
-      <w:r>
-        <w:lastRenderedPageBreak/>
-        <w:t>Het OLED-scherm toont de tijd en de actuele meetwaarden zodat gebruikers deze direct kunnen aflezen.</w:t>
-      </w:r>
-    </w:p>
-    <w:p>
-      <w:pPr>
-        <w:rPr>
-          <w:b/>
-          <w:bCs/>
-        </w:rPr>
-      </w:pPr>
-      <w:r>
-        <w:rPr>
-          <w:b/>
-          <w:bCs/>
-        </w:rPr>
-        <w:t>RGB LED</w:t>
-      </w:r>
-    </w:p>
-    <w:p>
-      <w:r>
-        <w:t>De RGB-led geeft de luchtkwaliteit weer met kleuren:</w:t>
-      </w:r>
-    </w:p>
-    <w:p>
-      <w:pPr>
-        <w:numPr>
-          <w:ilvl w:val="0"/>
-          <w:numId w:val="4"/>
-        </w:numPr>
-      </w:pPr>
-      <w:r>
-        <w:t>Groen: goede luchtkwaliteit</w:t>
-      </w:r>
-    </w:p>
-    <w:p>
-      <w:pPr>
-        <w:numPr>
-          <w:ilvl w:val="0"/>
-          <w:numId w:val="4"/>
-        </w:numPr>
-      </w:pPr>
-      <w:r>
-        <w:t>Oranje: matige luchtkwaliteit</w:t>
-      </w:r>
-    </w:p>
-    <w:p>
-      <w:pPr>
-        <w:numPr>
-          <w:ilvl w:val="0"/>
-          <w:numId w:val="4"/>
-        </w:numPr>
-      </w:pPr>
-      <w:r>
-        <w:t>Rood: slechte luchtkwaliteit</w:t>
+          <w:spacing w:val="-10"/>
+          <w:kern w:val="28"/>
+        </w:rPr>
+        <w:t>Verwacht resultaat</w:t>
+      </w:r>
+    </w:p>
+    <w:p>
+      <w:pPr>
+        <w:rPr>
+          <w:rFonts w:eastAsiaTheme="majorEastAsia" w:cstheme="majorBidi"/>
+          <w:spacing w:val="-10"/>
+          <w:kern w:val="28"/>
+        </w:rPr>
+      </w:pPr>
+      <w:r>
+        <w:rPr>
+          <w:rFonts w:eastAsiaTheme="majorEastAsia" w:cstheme="majorBidi"/>
+          <w:spacing w:val="-10"/>
+          <w:kern w:val="28"/>
+        </w:rPr>
+        <w:t>Het eindresultaat is een slimme wekkerklok die gebruikers informeert over de luchtkwaliteit van hun slaapkamer en hen helpt een gezondere slaapomgeving te creëren. Dankzij de combinatie van sensoren, visuele waarschuwingssignalen, geluidsmeldingen en een webdashboard krijgt de gebruiker een volledig overzicht van de slaapomgeving.</w:t>
       </w:r>
     </w:p>
     <w:p/>
@@ -293,6 +752,155 @@
 <file path=word/numbering.xml><?xml version="1.0" encoding="utf-8"?>
 <w:numbering xmlns:wpc="http://schemas.microsoft.com/office/word/2010/wordprocessingCanvas" xmlns:cx="http://schemas.microsoft.com/office/drawing/2014/chartex" xmlns:cx1="http://schemas.microsoft.com/office/drawing/2015/9/8/chartex" xmlns:cx2="http://schemas.microsoft.com/office/drawing/2015/10/21/chartex" xmlns:cx3="http://schemas.microsoft.com/office/drawing/2016/5/9/chartex" xmlns:cx4="http://schemas.microsoft.com/office/drawing/2016/5/10/chartex" xmlns:cx5="http://schemas.microsoft.com/office/drawing/2016/5/11/chartex" xmlns:cx6="http://schemas.microsoft.com/office/drawing/2016/5/12/chartex" xmlns:cx7="http://schemas.microsoft.com/office/drawing/2016/5/13/chartex" xmlns:cx8="http://schemas.microsoft.com/office/drawing/2016/5/14/chartex" xmlns:mc="http://schemas.openxmlformats.org/markup-compatibility/2006" xmlns:aink="http://schemas.microsoft.com/office/drawing/2016/ink" xmlns:am3d="http://schemas.microsoft.com/office/drawing/2017/model3d" xmlns:o="urn:schemas-microsoft-com:office:office" xmlns:oel="http://schemas.microsoft.com/office/2019/extlst" xmlns:r="http://schemas.openxmlformats.org/officeDocument/2006/relationships" xmlns:m="http://schemas.openxmlformats.org/officeDocument/2006/math" xmlns:v="urn:schemas-microsoft-com:vml" xmlns:wp14="http://schemas.microsoft.com/office/word/2010/wordprocessingDrawing" xmlns:wp="http://schemas.openxmlformats.org/drawingml/2006/wordprocessingDrawing" xmlns:w10="urn:schemas-microsoft-com:office:word" xmlns:w="http://schemas.openxmlformats.org/wordprocessingml/2006/main" xmlns:w14="http://schemas.microsoft.com/office/word/2010/wordml" xmlns:w15="http://schemas.microsoft.com/office/word/2012/wordml" xmlns:w16cex="http://schemas.microsoft.com/office/word/2018/wordml/cex" xmlns:w16cid="http://schemas.microsoft.com/office/word/2016/wordml/cid" xmlns:w16="http://schemas.microsoft.com/office/word/2018/wordml" xmlns:w16du="http://schemas.microsoft.com/office/word/2023/wordml/word16du" xmlns:w16sdtdh="http://schemas.microsoft.com/office/word/2020/wordml/sdtdatahash" xmlns:w16sdtfl="http://schemas.microsoft.com/office/word/2024/wordml/sdtformatlock" xmlns:w16se="http://schemas.microsoft.com/office/word/2015/wordml/symex" xmlns:wpg="http://schemas.microsoft.com/office/word/2010/wordprocessingGroup" xmlns:wpi="http://schemas.microsoft.com/office/word/2010/wordprocessingInk" xmlns:wne="http://schemas.microsoft.com/office/word/2006/wordml" xmlns:wps="http://schemas.microsoft.com/office/word/2010/wordprocessingShape" mc:Ignorable="w14 w15 w16se w16cid w16 w16cex w16sdtdh w16sdtfl w16du wp14">
   <w:abstractNum w:abstractNumId="0" w15:restartNumberingAfterBreak="0">
+    <w:nsid w:val="18FE003B"/>
+    <w:multiLevelType w:val="multilevel"/>
+    <w:tmpl w:val="2982A61A"/>
+    <w:lvl w:ilvl="0">
+      <w:start w:val="1"/>
+      <w:numFmt w:val="bullet"/>
+      <w:lvlText w:val=""/>
+      <w:lvlJc w:val="left"/>
+      <w:pPr>
+        <w:tabs>
+          <w:tab w:val="num" w:pos="720"/>
+        </w:tabs>
+        <w:ind w:left="720" w:hanging="360"/>
+      </w:pPr>
+      <w:rPr>
+        <w:rFonts w:ascii="Symbol" w:hAnsi="Symbol" w:hint="default"/>
+        <w:sz w:val="20"/>
+      </w:rPr>
+    </w:lvl>
+    <w:lvl w:ilvl="1" w:tentative="1">
+      <w:start w:val="1"/>
+      <w:numFmt w:val="bullet"/>
+      <w:lvlText w:val="o"/>
+      <w:lvlJc w:val="left"/>
+      <w:pPr>
+        <w:tabs>
+          <w:tab w:val="num" w:pos="1440"/>
+        </w:tabs>
+        <w:ind w:left="1440" w:hanging="360"/>
+      </w:pPr>
+      <w:rPr>
+        <w:rFonts w:ascii="Courier New" w:hAnsi="Courier New" w:hint="default"/>
+        <w:sz w:val="20"/>
+      </w:rPr>
+    </w:lvl>
+    <w:lvl w:ilvl="2" w:tentative="1">
+      <w:start w:val="1"/>
+      <w:numFmt w:val="bullet"/>
+      <w:lvlText w:val=""/>
+      <w:lvlJc w:val="left"/>
+      <w:pPr>
+        <w:tabs>
+          <w:tab w:val="num" w:pos="2160"/>
+        </w:tabs>
+        <w:ind w:left="2160" w:hanging="360"/>
+      </w:pPr>
+      <w:rPr>
+        <w:rFonts w:ascii="Wingdings" w:hAnsi="Wingdings" w:hint="default"/>
+        <w:sz w:val="20"/>
+      </w:rPr>
+    </w:lvl>
+    <w:lvl w:ilvl="3" w:tentative="1">
+      <w:start w:val="1"/>
+      <w:numFmt w:val="bullet"/>
+      <w:lvlText w:val=""/>
+      <w:lvlJc w:val="left"/>
+      <w:pPr>
+        <w:tabs>
+          <w:tab w:val="num" w:pos="2880"/>
+        </w:tabs>
+        <w:ind w:left="2880" w:hanging="360"/>
+      </w:pPr>
+      <w:rPr>
+        <w:rFonts w:ascii="Wingdings" w:hAnsi="Wingdings" w:hint="default"/>
+        <w:sz w:val="20"/>
+      </w:rPr>
+    </w:lvl>
+    <w:lvl w:ilvl="4" w:tentative="1">
+      <w:start w:val="1"/>
+      <w:numFmt w:val="bullet"/>
+      <w:lvlText w:val=""/>
+      <w:lvlJc w:val="left"/>
+      <w:pPr>
+        <w:tabs>
+          <w:tab w:val="num" w:pos="3600"/>
+        </w:tabs>
+        <w:ind w:left="3600" w:hanging="360"/>
+      </w:pPr>
+      <w:rPr>
+        <w:rFonts w:ascii="Wingdings" w:hAnsi="Wingdings" w:hint="default"/>
+        <w:sz w:val="20"/>
+      </w:rPr>
+    </w:lvl>
+    <w:lvl w:ilvl="5" w:tentative="1">
+      <w:start w:val="1"/>
+      <w:numFmt w:val="bullet"/>
+      <w:lvlText w:val=""/>
+      <w:lvlJc w:val="left"/>
+      <w:pPr>
+        <w:tabs>
+          <w:tab w:val="num" w:pos="4320"/>
+        </w:tabs>
+        <w:ind w:left="4320" w:hanging="360"/>
+      </w:pPr>
+      <w:rPr>
+        <w:rFonts w:ascii="Wingdings" w:hAnsi="Wingdings" w:hint="default"/>
+        <w:sz w:val="20"/>
+      </w:rPr>
+    </w:lvl>
+    <w:lvl w:ilvl="6" w:tentative="1">
+      <w:start w:val="1"/>
+      <w:numFmt w:val="bullet"/>
+      <w:lvlText w:val=""/>
+      <w:lvlJc w:val="left"/>
+      <w:pPr>
+        <w:tabs>
+          <w:tab w:val="num" w:pos="5040"/>
+        </w:tabs>
+        <w:ind w:left="5040" w:hanging="360"/>
+      </w:pPr>
+      <w:rPr>
+        <w:rFonts w:ascii="Wingdings" w:hAnsi="Wingdings" w:hint="default"/>
+        <w:sz w:val="20"/>
+      </w:rPr>
+    </w:lvl>
+    <w:lvl w:ilvl="7" w:tentative="1">
+      <w:start w:val="1"/>
+      <w:numFmt w:val="bullet"/>
+      <w:lvlText w:val=""/>
+      <w:lvlJc w:val="left"/>
+      <w:pPr>
+        <w:tabs>
+          <w:tab w:val="num" w:pos="5760"/>
+        </w:tabs>
+        <w:ind w:left="5760" w:hanging="360"/>
+      </w:pPr>
+      <w:rPr>
+        <w:rFonts w:ascii="Wingdings" w:hAnsi="Wingdings" w:hint="default"/>
+        <w:sz w:val="20"/>
+      </w:rPr>
+    </w:lvl>
+    <w:lvl w:ilvl="8" w:tentative="1">
+      <w:start w:val="1"/>
+      <w:numFmt w:val="bullet"/>
+      <w:lvlText w:val=""/>
+      <w:lvlJc w:val="left"/>
+      <w:pPr>
+        <w:tabs>
+          <w:tab w:val="num" w:pos="6480"/>
+        </w:tabs>
+        <w:ind w:left="6480" w:hanging="360"/>
+      </w:pPr>
+      <w:rPr>
+        <w:rFonts w:ascii="Wingdings" w:hAnsi="Wingdings" w:hint="default"/>
+        <w:sz w:val="20"/>
+      </w:rPr>
+    </w:lvl>
+  </w:abstractNum>
+  <w:abstractNum w:abstractNumId="1" w15:restartNumberingAfterBreak="0">
     <w:nsid w:val="1CCD2CAE"/>
     <w:multiLevelType w:val="multilevel"/>
     <w:tmpl w:val="B044B06A"/>
@@ -441,7 +1049,305 @@
       </w:rPr>
     </w:lvl>
   </w:abstractNum>
-  <w:abstractNum w:abstractNumId="1" w15:restartNumberingAfterBreak="0">
+  <w:abstractNum w:abstractNumId="2" w15:restartNumberingAfterBreak="0">
+    <w:nsid w:val="1FCB6974"/>
+    <w:multiLevelType w:val="multilevel"/>
+    <w:tmpl w:val="C3E0DA38"/>
+    <w:lvl w:ilvl="0">
+      <w:start w:val="1"/>
+      <w:numFmt w:val="bullet"/>
+      <w:lvlText w:val=""/>
+      <w:lvlJc w:val="left"/>
+      <w:pPr>
+        <w:tabs>
+          <w:tab w:val="num" w:pos="720"/>
+        </w:tabs>
+        <w:ind w:left="720" w:hanging="360"/>
+      </w:pPr>
+      <w:rPr>
+        <w:rFonts w:ascii="Symbol" w:hAnsi="Symbol" w:hint="default"/>
+        <w:sz w:val="20"/>
+      </w:rPr>
+    </w:lvl>
+    <w:lvl w:ilvl="1" w:tentative="1">
+      <w:start w:val="1"/>
+      <w:numFmt w:val="bullet"/>
+      <w:lvlText w:val="o"/>
+      <w:lvlJc w:val="left"/>
+      <w:pPr>
+        <w:tabs>
+          <w:tab w:val="num" w:pos="1440"/>
+        </w:tabs>
+        <w:ind w:left="1440" w:hanging="360"/>
+      </w:pPr>
+      <w:rPr>
+        <w:rFonts w:ascii="Courier New" w:hAnsi="Courier New" w:hint="default"/>
+        <w:sz w:val="20"/>
+      </w:rPr>
+    </w:lvl>
+    <w:lvl w:ilvl="2" w:tentative="1">
+      <w:start w:val="1"/>
+      <w:numFmt w:val="bullet"/>
+      <w:lvlText w:val=""/>
+      <w:lvlJc w:val="left"/>
+      <w:pPr>
+        <w:tabs>
+          <w:tab w:val="num" w:pos="2160"/>
+        </w:tabs>
+        <w:ind w:left="2160" w:hanging="360"/>
+      </w:pPr>
+      <w:rPr>
+        <w:rFonts w:ascii="Wingdings" w:hAnsi="Wingdings" w:hint="default"/>
+        <w:sz w:val="20"/>
+      </w:rPr>
+    </w:lvl>
+    <w:lvl w:ilvl="3" w:tentative="1">
+      <w:start w:val="1"/>
+      <w:numFmt w:val="bullet"/>
+      <w:lvlText w:val=""/>
+      <w:lvlJc w:val="left"/>
+      <w:pPr>
+        <w:tabs>
+          <w:tab w:val="num" w:pos="2880"/>
+        </w:tabs>
+        <w:ind w:left="2880" w:hanging="360"/>
+      </w:pPr>
+      <w:rPr>
+        <w:rFonts w:ascii="Wingdings" w:hAnsi="Wingdings" w:hint="default"/>
+        <w:sz w:val="20"/>
+      </w:rPr>
+    </w:lvl>
+    <w:lvl w:ilvl="4" w:tentative="1">
+      <w:start w:val="1"/>
+      <w:numFmt w:val="bullet"/>
+      <w:lvlText w:val=""/>
+      <w:lvlJc w:val="left"/>
+      <w:pPr>
+        <w:tabs>
+          <w:tab w:val="num" w:pos="3600"/>
+        </w:tabs>
+        <w:ind w:left="3600" w:hanging="360"/>
+      </w:pPr>
+      <w:rPr>
+        <w:rFonts w:ascii="Wingdings" w:hAnsi="Wingdings" w:hint="default"/>
+        <w:sz w:val="20"/>
+      </w:rPr>
+    </w:lvl>
+    <w:lvl w:ilvl="5" w:tentative="1">
+      <w:start w:val="1"/>
+      <w:numFmt w:val="bullet"/>
+      <w:lvlText w:val=""/>
+      <w:lvlJc w:val="left"/>
+      <w:pPr>
+        <w:tabs>
+          <w:tab w:val="num" w:pos="4320"/>
+        </w:tabs>
+        <w:ind w:left="4320" w:hanging="360"/>
+      </w:pPr>
+      <w:rPr>
+        <w:rFonts w:ascii="Wingdings" w:hAnsi="Wingdings" w:hint="default"/>
+        <w:sz w:val="20"/>
+      </w:rPr>
+    </w:lvl>
+    <w:lvl w:ilvl="6" w:tentative="1">
+      <w:start w:val="1"/>
+      <w:numFmt w:val="bullet"/>
+      <w:lvlText w:val=""/>
+      <w:lvlJc w:val="left"/>
+      <w:pPr>
+        <w:tabs>
+          <w:tab w:val="num" w:pos="5040"/>
+        </w:tabs>
+        <w:ind w:left="5040" w:hanging="360"/>
+      </w:pPr>
+      <w:rPr>
+        <w:rFonts w:ascii="Wingdings" w:hAnsi="Wingdings" w:hint="default"/>
+        <w:sz w:val="20"/>
+      </w:rPr>
+    </w:lvl>
+    <w:lvl w:ilvl="7" w:tentative="1">
+      <w:start w:val="1"/>
+      <w:numFmt w:val="bullet"/>
+      <w:lvlText w:val=""/>
+      <w:lvlJc w:val="left"/>
+      <w:pPr>
+        <w:tabs>
+          <w:tab w:val="num" w:pos="5760"/>
+        </w:tabs>
+        <w:ind w:left="5760" w:hanging="360"/>
+      </w:pPr>
+      <w:rPr>
+        <w:rFonts w:ascii="Wingdings" w:hAnsi="Wingdings" w:hint="default"/>
+        <w:sz w:val="20"/>
+      </w:rPr>
+    </w:lvl>
+    <w:lvl w:ilvl="8" w:tentative="1">
+      <w:start w:val="1"/>
+      <w:numFmt w:val="bullet"/>
+      <w:lvlText w:val=""/>
+      <w:lvlJc w:val="left"/>
+      <w:pPr>
+        <w:tabs>
+          <w:tab w:val="num" w:pos="6480"/>
+        </w:tabs>
+        <w:ind w:left="6480" w:hanging="360"/>
+      </w:pPr>
+      <w:rPr>
+        <w:rFonts w:ascii="Wingdings" w:hAnsi="Wingdings" w:hint="default"/>
+        <w:sz w:val="20"/>
+      </w:rPr>
+    </w:lvl>
+  </w:abstractNum>
+  <w:abstractNum w:abstractNumId="3" w15:restartNumberingAfterBreak="0">
+    <w:nsid w:val="336573A7"/>
+    <w:multiLevelType w:val="multilevel"/>
+    <w:tmpl w:val="5A0AA608"/>
+    <w:lvl w:ilvl="0">
+      <w:start w:val="1"/>
+      <w:numFmt w:val="bullet"/>
+      <w:lvlText w:val=""/>
+      <w:lvlJc w:val="left"/>
+      <w:pPr>
+        <w:tabs>
+          <w:tab w:val="num" w:pos="720"/>
+        </w:tabs>
+        <w:ind w:left="720" w:hanging="360"/>
+      </w:pPr>
+      <w:rPr>
+        <w:rFonts w:ascii="Symbol" w:hAnsi="Symbol" w:hint="default"/>
+        <w:sz w:val="20"/>
+      </w:rPr>
+    </w:lvl>
+    <w:lvl w:ilvl="1" w:tentative="1">
+      <w:start w:val="1"/>
+      <w:numFmt w:val="bullet"/>
+      <w:lvlText w:val="o"/>
+      <w:lvlJc w:val="left"/>
+      <w:pPr>
+        <w:tabs>
+          <w:tab w:val="num" w:pos="1440"/>
+        </w:tabs>
+        <w:ind w:left="1440" w:hanging="360"/>
+      </w:pPr>
+      <w:rPr>
+        <w:rFonts w:ascii="Courier New" w:hAnsi="Courier New" w:hint="default"/>
+        <w:sz w:val="20"/>
+      </w:rPr>
+    </w:lvl>
+    <w:lvl w:ilvl="2" w:tentative="1">
+      <w:start w:val="1"/>
+      <w:numFmt w:val="bullet"/>
+      <w:lvlText w:val=""/>
+      <w:lvlJc w:val="left"/>
+      <w:pPr>
+        <w:tabs>
+          <w:tab w:val="num" w:pos="2160"/>
+        </w:tabs>
+        <w:ind w:left="2160" w:hanging="360"/>
+      </w:pPr>
+      <w:rPr>
+        <w:rFonts w:ascii="Wingdings" w:hAnsi="Wingdings" w:hint="default"/>
+        <w:sz w:val="20"/>
+      </w:rPr>
+    </w:lvl>
+    <w:lvl w:ilvl="3" w:tentative="1">
+      <w:start w:val="1"/>
+      <w:numFmt w:val="bullet"/>
+      <w:lvlText w:val=""/>
+      <w:lvlJc w:val="left"/>
+      <w:pPr>
+        <w:tabs>
+          <w:tab w:val="num" w:pos="2880"/>
+        </w:tabs>
+        <w:ind w:left="2880" w:hanging="360"/>
+      </w:pPr>
+      <w:rPr>
+        <w:rFonts w:ascii="Wingdings" w:hAnsi="Wingdings" w:hint="default"/>
+        <w:sz w:val="20"/>
+      </w:rPr>
+    </w:lvl>
+    <w:lvl w:ilvl="4" w:tentative="1">
+      <w:start w:val="1"/>
+      <w:numFmt w:val="bullet"/>
+      <w:lvlText w:val=""/>
+      <w:lvlJc w:val="left"/>
+      <w:pPr>
+        <w:tabs>
+          <w:tab w:val="num" w:pos="3600"/>
+        </w:tabs>
+        <w:ind w:left="3600" w:hanging="360"/>
+      </w:pPr>
+      <w:rPr>
+        <w:rFonts w:ascii="Wingdings" w:hAnsi="Wingdings" w:hint="default"/>
+        <w:sz w:val="20"/>
+      </w:rPr>
+    </w:lvl>
+    <w:lvl w:ilvl="5" w:tentative="1">
+      <w:start w:val="1"/>
+      <w:numFmt w:val="bullet"/>
+      <w:lvlText w:val=""/>
+      <w:lvlJc w:val="left"/>
+      <w:pPr>
+        <w:tabs>
+          <w:tab w:val="num" w:pos="4320"/>
+        </w:tabs>
+        <w:ind w:left="4320" w:hanging="360"/>
+      </w:pPr>
+      <w:rPr>
+        <w:rFonts w:ascii="Wingdings" w:hAnsi="Wingdings" w:hint="default"/>
+        <w:sz w:val="20"/>
+      </w:rPr>
+    </w:lvl>
+    <w:lvl w:ilvl="6" w:tentative="1">
+      <w:start w:val="1"/>
+      <w:numFmt w:val="bullet"/>
+      <w:lvlText w:val=""/>
+      <w:lvlJc w:val="left"/>
+      <w:pPr>
+        <w:tabs>
+          <w:tab w:val="num" w:pos="5040"/>
+        </w:tabs>
+        <w:ind w:left="5040" w:hanging="360"/>
+      </w:pPr>
+      <w:rPr>
+        <w:rFonts w:ascii="Wingdings" w:hAnsi="Wingdings" w:hint="default"/>
+        <w:sz w:val="20"/>
+      </w:rPr>
+    </w:lvl>
+    <w:lvl w:ilvl="7" w:tentative="1">
+      <w:start w:val="1"/>
+      <w:numFmt w:val="bullet"/>
+      <w:lvlText w:val=""/>
+      <w:lvlJc w:val="left"/>
+      <w:pPr>
+        <w:tabs>
+          <w:tab w:val="num" w:pos="5760"/>
+        </w:tabs>
+        <w:ind w:left="5760" w:hanging="360"/>
+      </w:pPr>
+      <w:rPr>
+        <w:rFonts w:ascii="Wingdings" w:hAnsi="Wingdings" w:hint="default"/>
+        <w:sz w:val="20"/>
+      </w:rPr>
+    </w:lvl>
+    <w:lvl w:ilvl="8" w:tentative="1">
+      <w:start w:val="1"/>
+      <w:numFmt w:val="bullet"/>
+      <w:lvlText w:val=""/>
+      <w:lvlJc w:val="left"/>
+      <w:pPr>
+        <w:tabs>
+          <w:tab w:val="num" w:pos="6480"/>
+        </w:tabs>
+        <w:ind w:left="6480" w:hanging="360"/>
+      </w:pPr>
+      <w:rPr>
+        <w:rFonts w:ascii="Wingdings" w:hAnsi="Wingdings" w:hint="default"/>
+        <w:sz w:val="20"/>
+      </w:rPr>
+    </w:lvl>
+  </w:abstractNum>
+  <w:abstractNum w:abstractNumId="4" w15:restartNumberingAfterBreak="0">
     <w:nsid w:val="5B9A6D09"/>
     <w:multiLevelType w:val="multilevel"/>
     <w:tmpl w:val="9F3AE90C"/>
@@ -590,7 +1496,156 @@
       </w:rPr>
     </w:lvl>
   </w:abstractNum>
-  <w:abstractNum w:abstractNumId="2" w15:restartNumberingAfterBreak="0">
+  <w:abstractNum w:abstractNumId="5" w15:restartNumberingAfterBreak="0">
+    <w:nsid w:val="5C527895"/>
+    <w:multiLevelType w:val="multilevel"/>
+    <w:tmpl w:val="61988446"/>
+    <w:lvl w:ilvl="0">
+      <w:start w:val="1"/>
+      <w:numFmt w:val="bullet"/>
+      <w:lvlText w:val=""/>
+      <w:lvlJc w:val="left"/>
+      <w:pPr>
+        <w:tabs>
+          <w:tab w:val="num" w:pos="720"/>
+        </w:tabs>
+        <w:ind w:left="720" w:hanging="360"/>
+      </w:pPr>
+      <w:rPr>
+        <w:rFonts w:ascii="Symbol" w:hAnsi="Symbol" w:hint="default"/>
+        <w:sz w:val="20"/>
+      </w:rPr>
+    </w:lvl>
+    <w:lvl w:ilvl="1" w:tentative="1">
+      <w:start w:val="1"/>
+      <w:numFmt w:val="bullet"/>
+      <w:lvlText w:val="o"/>
+      <w:lvlJc w:val="left"/>
+      <w:pPr>
+        <w:tabs>
+          <w:tab w:val="num" w:pos="1440"/>
+        </w:tabs>
+        <w:ind w:left="1440" w:hanging="360"/>
+      </w:pPr>
+      <w:rPr>
+        <w:rFonts w:ascii="Courier New" w:hAnsi="Courier New" w:hint="default"/>
+        <w:sz w:val="20"/>
+      </w:rPr>
+    </w:lvl>
+    <w:lvl w:ilvl="2" w:tentative="1">
+      <w:start w:val="1"/>
+      <w:numFmt w:val="bullet"/>
+      <w:lvlText w:val=""/>
+      <w:lvlJc w:val="left"/>
+      <w:pPr>
+        <w:tabs>
+          <w:tab w:val="num" w:pos="2160"/>
+        </w:tabs>
+        <w:ind w:left="2160" w:hanging="360"/>
+      </w:pPr>
+      <w:rPr>
+        <w:rFonts w:ascii="Wingdings" w:hAnsi="Wingdings" w:hint="default"/>
+        <w:sz w:val="20"/>
+      </w:rPr>
+    </w:lvl>
+    <w:lvl w:ilvl="3" w:tentative="1">
+      <w:start w:val="1"/>
+      <w:numFmt w:val="bullet"/>
+      <w:lvlText w:val=""/>
+      <w:lvlJc w:val="left"/>
+      <w:pPr>
+        <w:tabs>
+          <w:tab w:val="num" w:pos="2880"/>
+        </w:tabs>
+        <w:ind w:left="2880" w:hanging="360"/>
+      </w:pPr>
+      <w:rPr>
+        <w:rFonts w:ascii="Wingdings" w:hAnsi="Wingdings" w:hint="default"/>
+        <w:sz w:val="20"/>
+      </w:rPr>
+    </w:lvl>
+    <w:lvl w:ilvl="4" w:tentative="1">
+      <w:start w:val="1"/>
+      <w:numFmt w:val="bullet"/>
+      <w:lvlText w:val=""/>
+      <w:lvlJc w:val="left"/>
+      <w:pPr>
+        <w:tabs>
+          <w:tab w:val="num" w:pos="3600"/>
+        </w:tabs>
+        <w:ind w:left="3600" w:hanging="360"/>
+      </w:pPr>
+      <w:rPr>
+        <w:rFonts w:ascii="Wingdings" w:hAnsi="Wingdings" w:hint="default"/>
+        <w:sz w:val="20"/>
+      </w:rPr>
+    </w:lvl>
+    <w:lvl w:ilvl="5" w:tentative="1">
+      <w:start w:val="1"/>
+      <w:numFmt w:val="bullet"/>
+      <w:lvlText w:val=""/>
+      <w:lvlJc w:val="left"/>
+      <w:pPr>
+        <w:tabs>
+          <w:tab w:val="num" w:pos="4320"/>
+        </w:tabs>
+        <w:ind w:left="4320" w:hanging="360"/>
+      </w:pPr>
+      <w:rPr>
+        <w:rFonts w:ascii="Wingdings" w:hAnsi="Wingdings" w:hint="default"/>
+        <w:sz w:val="20"/>
+      </w:rPr>
+    </w:lvl>
+    <w:lvl w:ilvl="6" w:tentative="1">
+      <w:start w:val="1"/>
+      <w:numFmt w:val="bullet"/>
+      <w:lvlText w:val=""/>
+      <w:lvlJc w:val="left"/>
+      <w:pPr>
+        <w:tabs>
+          <w:tab w:val="num" w:pos="5040"/>
+        </w:tabs>
+        <w:ind w:left="5040" w:hanging="360"/>
+      </w:pPr>
+      <w:rPr>
+        <w:rFonts w:ascii="Wingdings" w:hAnsi="Wingdings" w:hint="default"/>
+        <w:sz w:val="20"/>
+      </w:rPr>
+    </w:lvl>
+    <w:lvl w:ilvl="7" w:tentative="1">
+      <w:start w:val="1"/>
+      <w:numFmt w:val="bullet"/>
+      <w:lvlText w:val=""/>
+      <w:lvlJc w:val="left"/>
+      <w:pPr>
+        <w:tabs>
+          <w:tab w:val="num" w:pos="5760"/>
+        </w:tabs>
+        <w:ind w:left="5760" w:hanging="360"/>
+      </w:pPr>
+      <w:rPr>
+        <w:rFonts w:ascii="Wingdings" w:hAnsi="Wingdings" w:hint="default"/>
+        <w:sz w:val="20"/>
+      </w:rPr>
+    </w:lvl>
+    <w:lvl w:ilvl="8" w:tentative="1">
+      <w:start w:val="1"/>
+      <w:numFmt w:val="bullet"/>
+      <w:lvlText w:val=""/>
+      <w:lvlJc w:val="left"/>
+      <w:pPr>
+        <w:tabs>
+          <w:tab w:val="num" w:pos="6480"/>
+        </w:tabs>
+        <w:ind w:left="6480" w:hanging="360"/>
+      </w:pPr>
+      <w:rPr>
+        <w:rFonts w:ascii="Wingdings" w:hAnsi="Wingdings" w:hint="default"/>
+        <w:sz w:val="20"/>
+      </w:rPr>
+    </w:lvl>
+  </w:abstractNum>
+  <w:abstractNum w:abstractNumId="6" w15:restartNumberingAfterBreak="0">
     <w:nsid w:val="5CB71C65"/>
     <w:multiLevelType w:val="multilevel"/>
     <w:tmpl w:val="E90AE048"/>
@@ -703,7 +1758,156 @@
       </w:pPr>
     </w:lvl>
   </w:abstractNum>
-  <w:abstractNum w:abstractNumId="3" w15:restartNumberingAfterBreak="0">
+  <w:abstractNum w:abstractNumId="7" w15:restartNumberingAfterBreak="0">
+    <w:nsid w:val="6DB1772E"/>
+    <w:multiLevelType w:val="multilevel"/>
+    <w:tmpl w:val="0088AD86"/>
+    <w:lvl w:ilvl="0">
+      <w:start w:val="1"/>
+      <w:numFmt w:val="bullet"/>
+      <w:lvlText w:val=""/>
+      <w:lvlJc w:val="left"/>
+      <w:pPr>
+        <w:tabs>
+          <w:tab w:val="num" w:pos="720"/>
+        </w:tabs>
+        <w:ind w:left="720" w:hanging="360"/>
+      </w:pPr>
+      <w:rPr>
+        <w:rFonts w:ascii="Symbol" w:hAnsi="Symbol" w:hint="default"/>
+        <w:sz w:val="20"/>
+      </w:rPr>
+    </w:lvl>
+    <w:lvl w:ilvl="1" w:tentative="1">
+      <w:start w:val="1"/>
+      <w:numFmt w:val="bullet"/>
+      <w:lvlText w:val="o"/>
+      <w:lvlJc w:val="left"/>
+      <w:pPr>
+        <w:tabs>
+          <w:tab w:val="num" w:pos="1440"/>
+        </w:tabs>
+        <w:ind w:left="1440" w:hanging="360"/>
+      </w:pPr>
+      <w:rPr>
+        <w:rFonts w:ascii="Courier New" w:hAnsi="Courier New" w:hint="default"/>
+        <w:sz w:val="20"/>
+      </w:rPr>
+    </w:lvl>
+    <w:lvl w:ilvl="2" w:tentative="1">
+      <w:start w:val="1"/>
+      <w:numFmt w:val="bullet"/>
+      <w:lvlText w:val=""/>
+      <w:lvlJc w:val="left"/>
+      <w:pPr>
+        <w:tabs>
+          <w:tab w:val="num" w:pos="2160"/>
+        </w:tabs>
+        <w:ind w:left="2160" w:hanging="360"/>
+      </w:pPr>
+      <w:rPr>
+        <w:rFonts w:ascii="Wingdings" w:hAnsi="Wingdings" w:hint="default"/>
+        <w:sz w:val="20"/>
+      </w:rPr>
+    </w:lvl>
+    <w:lvl w:ilvl="3" w:tentative="1">
+      <w:start w:val="1"/>
+      <w:numFmt w:val="bullet"/>
+      <w:lvlText w:val=""/>
+      <w:lvlJc w:val="left"/>
+      <w:pPr>
+        <w:tabs>
+          <w:tab w:val="num" w:pos="2880"/>
+        </w:tabs>
+        <w:ind w:left="2880" w:hanging="360"/>
+      </w:pPr>
+      <w:rPr>
+        <w:rFonts w:ascii="Wingdings" w:hAnsi="Wingdings" w:hint="default"/>
+        <w:sz w:val="20"/>
+      </w:rPr>
+    </w:lvl>
+    <w:lvl w:ilvl="4" w:tentative="1">
+      <w:start w:val="1"/>
+      <w:numFmt w:val="bullet"/>
+      <w:lvlText w:val=""/>
+      <w:lvlJc w:val="left"/>
+      <w:pPr>
+        <w:tabs>
+          <w:tab w:val="num" w:pos="3600"/>
+        </w:tabs>
+        <w:ind w:left="3600" w:hanging="360"/>
+      </w:pPr>
+      <w:rPr>
+        <w:rFonts w:ascii="Wingdings" w:hAnsi="Wingdings" w:hint="default"/>
+        <w:sz w:val="20"/>
+      </w:rPr>
+    </w:lvl>
+    <w:lvl w:ilvl="5" w:tentative="1">
+      <w:start w:val="1"/>
+      <w:numFmt w:val="bullet"/>
+      <w:lvlText w:val=""/>
+      <w:lvlJc w:val="left"/>
+      <w:pPr>
+        <w:tabs>
+          <w:tab w:val="num" w:pos="4320"/>
+        </w:tabs>
+        <w:ind w:left="4320" w:hanging="360"/>
+      </w:pPr>
+      <w:rPr>
+        <w:rFonts w:ascii="Wingdings" w:hAnsi="Wingdings" w:hint="default"/>
+        <w:sz w:val="20"/>
+      </w:rPr>
+    </w:lvl>
+    <w:lvl w:ilvl="6" w:tentative="1">
+      <w:start w:val="1"/>
+      <w:numFmt w:val="bullet"/>
+      <w:lvlText w:val=""/>
+      <w:lvlJc w:val="left"/>
+      <w:pPr>
+        <w:tabs>
+          <w:tab w:val="num" w:pos="5040"/>
+        </w:tabs>
+        <w:ind w:left="5040" w:hanging="360"/>
+      </w:pPr>
+      <w:rPr>
+        <w:rFonts w:ascii="Wingdings" w:hAnsi="Wingdings" w:hint="default"/>
+        <w:sz w:val="20"/>
+      </w:rPr>
+    </w:lvl>
+    <w:lvl w:ilvl="7" w:tentative="1">
+      <w:start w:val="1"/>
+      <w:numFmt w:val="bullet"/>
+      <w:lvlText w:val=""/>
+      <w:lvlJc w:val="left"/>
+      <w:pPr>
+        <w:tabs>
+          <w:tab w:val="num" w:pos="5760"/>
+        </w:tabs>
+        <w:ind w:left="5760" w:hanging="360"/>
+      </w:pPr>
+      <w:rPr>
+        <w:rFonts w:ascii="Wingdings" w:hAnsi="Wingdings" w:hint="default"/>
+        <w:sz w:val="20"/>
+      </w:rPr>
+    </w:lvl>
+    <w:lvl w:ilvl="8" w:tentative="1">
+      <w:start w:val="1"/>
+      <w:numFmt w:val="bullet"/>
+      <w:lvlText w:val=""/>
+      <w:lvlJc w:val="left"/>
+      <w:pPr>
+        <w:tabs>
+          <w:tab w:val="num" w:pos="6480"/>
+        </w:tabs>
+        <w:ind w:left="6480" w:hanging="360"/>
+      </w:pPr>
+      <w:rPr>
+        <w:rFonts w:ascii="Wingdings" w:hAnsi="Wingdings" w:hint="default"/>
+        <w:sz w:val="20"/>
+      </w:rPr>
+    </w:lvl>
+  </w:abstractNum>
+  <w:abstractNum w:abstractNumId="8" w15:restartNumberingAfterBreak="0">
     <w:nsid w:val="75161468"/>
     <w:multiLevelType w:val="multilevel"/>
     <w:tmpl w:val="00E49788"/>
@@ -853,16 +2057,31 @@
     </w:lvl>
   </w:abstractNum>
   <w:num w:numId="1" w16cid:durableId="1765224900">
+    <w:abstractNumId w:val="8"/>
+  </w:num>
+  <w:num w:numId="2" w16cid:durableId="1748645789">
+    <w:abstractNumId w:val="6"/>
+  </w:num>
+  <w:num w:numId="3" w16cid:durableId="2101171626">
+    <w:abstractNumId w:val="4"/>
+  </w:num>
+  <w:num w:numId="4" w16cid:durableId="1027215947">
+    <w:abstractNumId w:val="1"/>
+  </w:num>
+  <w:num w:numId="5" w16cid:durableId="107815174">
+    <w:abstractNumId w:val="5"/>
+  </w:num>
+  <w:num w:numId="6" w16cid:durableId="1674408343">
+    <w:abstractNumId w:val="0"/>
+  </w:num>
+  <w:num w:numId="7" w16cid:durableId="390538948">
     <w:abstractNumId w:val="3"/>
   </w:num>
-  <w:num w:numId="2" w16cid:durableId="1748645789">
+  <w:num w:numId="8" w16cid:durableId="932860597">
+    <w:abstractNumId w:val="7"/>
+  </w:num>
+  <w:num w:numId="9" w16cid:durableId="131486022">
     <w:abstractNumId w:val="2"/>
-  </w:num>
-  <w:num w:numId="3" w16cid:durableId="2101171626">
-    <w:abstractNumId w:val="1"/>
-  </w:num>
-  <w:num w:numId="4" w16cid:durableId="1027215947">
-    <w:abstractNumId w:val="0"/>
   </w:num>
 </w:numbering>
 </file>
@@ -1471,7 +2690,6 @@
   <w:style w:type="character" w:default="1" w:styleId="DefaultParagraphFont">
     <w:name w:val="Default Paragraph Font"/>
     <w:uiPriority w:val="1"/>
-    <w:semiHidden/>
     <w:unhideWhenUsed/>
   </w:style>
   <w:style w:type="table" w:default="1" w:styleId="TableNormal">
@@ -1782,6 +3000,31 @@
       <w:bCs/>
       <w:smallCaps/>
       <w:color w:val="0F4761" w:themeColor="accent1" w:themeShade="BF"/>
+      <w:spacing w:val="5"/>
+    </w:rPr>
+  </w:style>
+  <w:style w:type="character" w:styleId="Strong">
+    <w:name w:val="Strong"/>
+    <w:basedOn w:val="DefaultParagraphFont"/>
+    <w:uiPriority w:val="22"/>
+    <w:qFormat/>
+    <w:rsid w:val="00B851C9"/>
+    <w:rPr>
+      <w:b/>
+      <w:bCs/>
+    </w:rPr>
+  </w:style>
+  <w:style w:type="character" w:styleId="BookTitle">
+    <w:name w:val="Book Title"/>
+    <w:basedOn w:val="DefaultParagraphFont"/>
+    <w:uiPriority w:val="33"/>
+    <w:qFormat/>
+    <w:rsid w:val="00B851C9"/>
+    <w:rPr>
+      <w:b/>
+      <w:bCs/>
+      <w:i/>
+      <w:iCs/>
       <w:spacing w:val="5"/>
     </w:rPr>
   </w:style>

--- a/docs/IoT.docx
+++ b/docs/IoT.docx
@@ -4,89 +4,30 @@
   <w:body>
     <w:p>
       <w:pPr>
-        <w:rPr>
-          <w:rFonts w:eastAsiaTheme="majorEastAsia" w:cstheme="majorBidi"/>
-          <w:b/>
-          <w:bCs/>
-          <w:spacing w:val="-10"/>
-          <w:kern w:val="28"/>
+        <w:pStyle w:val="Title"/>
+        <w:rPr>
           <w:lang w:val="en-US"/>
         </w:rPr>
       </w:pPr>
       <w:r>
         <w:rPr>
-          <w:rFonts w:eastAsiaTheme="majorEastAsia" w:cstheme="majorBidi"/>
-          <w:b/>
-          <w:bCs/>
-          <w:spacing w:val="-10"/>
-          <w:kern w:val="28"/>
           <w:lang w:val="en-US"/>
         </w:rPr>
         <w:t>Smart Air Clock</w:t>
-      </w:r>
-      <w:r>
-        <w:rPr>
-          <w:rFonts w:eastAsiaTheme="majorEastAsia" w:cstheme="majorBidi"/>
-          <w:b/>
-          <w:bCs/>
-          <w:spacing w:val="-10"/>
-          <w:kern w:val="28"/>
-          <w:lang w:val="en-US"/>
-        </w:rPr>
-        <w:br/>
-      </w:r>
-      <w:r>
-        <w:rPr>
-          <w:rFonts w:eastAsiaTheme="majorEastAsia" w:cstheme="majorBidi"/>
-          <w:i/>
-          <w:iCs/>
-          <w:spacing w:val="-10"/>
-          <w:kern w:val="28"/>
-          <w:lang w:val="en-US"/>
-        </w:rPr>
-        <w:t>door: Ties Berghs, 2eai</w:t>
       </w:r>
     </w:p>
     <w:p>
       <w:pPr>
-        <w:rPr>
-          <w:rFonts w:eastAsiaTheme="majorEastAsia" w:cstheme="majorBidi"/>
-          <w:b/>
-          <w:bCs/>
-          <w:spacing w:val="-10"/>
-          <w:kern w:val="28"/>
+        <w:pStyle w:val="Subtitle"/>
+        <w:rPr>
           <w:lang w:val="en-US"/>
         </w:rPr>
       </w:pPr>
-      <w:proofErr w:type="spellStart"/>
       <w:r>
         <w:rPr>
-          <w:rFonts w:eastAsiaTheme="majorEastAsia" w:cstheme="majorBidi"/>
-          <w:b/>
-          <w:bCs/>
-          <w:spacing w:val="-10"/>
-          <w:kern w:val="28"/>
           <w:lang w:val="en-US"/>
         </w:rPr>
-        <w:t>Projectidee</w:t>
-      </w:r>
-      <w:proofErr w:type="spellEnd"/>
-    </w:p>
-    <w:p>
-      <w:pPr>
-        <w:rPr>
-          <w:rFonts w:eastAsiaTheme="majorEastAsia" w:cstheme="majorBidi"/>
-          <w:spacing w:val="-10"/>
-          <w:kern w:val="28"/>
-        </w:rPr>
-      </w:pPr>
-      <w:r>
-        <w:rPr>
-          <w:rFonts w:eastAsiaTheme="majorEastAsia" w:cstheme="majorBidi"/>
-          <w:spacing w:val="-10"/>
-          <w:kern w:val="28"/>
-        </w:rPr>
-        <w:t>De Smart Air Clock is een slimme wekkerklok die niet alleen de tijd weergeeft, maar ook de luchtkwaliteit van een slaapkamer bewaakt. Het systeem meet continu de temperatuur, luchtvochtigheid, luchtdruk en CO₂-concentratie. Op basis van deze gegevens krijgt de gebruiker inzicht in de kwaliteit van de slaapomgeving.</w:t>
+        <w:t>door Ties Berghs, 2EAI</w:t>
       </w:r>
     </w:p>
     <w:p>
@@ -97,6 +38,8 @@
           <w:bCs/>
           <w:spacing w:val="-10"/>
           <w:kern w:val="28"/>
+          <w:sz w:val="28"/>
+          <w:szCs w:val="28"/>
         </w:rPr>
       </w:pPr>
       <w:r>
@@ -106,6 +49,54 @@
           <w:bCs/>
           <w:spacing w:val="-10"/>
           <w:kern w:val="28"/>
+          <w:sz w:val="28"/>
+          <w:szCs w:val="28"/>
+        </w:rPr>
+        <w:t>Projectidee</w:t>
+      </w:r>
+    </w:p>
+    <w:p>
+      <w:pPr>
+        <w:rPr>
+          <w:rFonts w:eastAsiaTheme="majorEastAsia" w:cstheme="majorBidi"/>
+          <w:spacing w:val="-10"/>
+          <w:kern w:val="28"/>
+          <w:sz w:val="28"/>
+          <w:szCs w:val="28"/>
+        </w:rPr>
+      </w:pPr>
+      <w:r>
+        <w:rPr>
+          <w:rFonts w:eastAsiaTheme="majorEastAsia" w:cstheme="majorBidi"/>
+          <w:spacing w:val="-10"/>
+          <w:kern w:val="28"/>
+          <w:sz w:val="28"/>
+          <w:szCs w:val="28"/>
+        </w:rPr>
+        <w:t>De Smart Air Clock is een slimme wekkerklok die niet alleen de tijd weergeeft, maar ook de luchtkwaliteit van een slaapkamer bewaakt. Het systeem meet continu de temperatuur, luchtvochtigheid, luchtdruk en CO₂-concentratie. Op basis van deze gegevens krijgt de gebruiker inzicht in de kwaliteit van de slaapomgeving en kan tijdig actie worden ondernomen om deze te verbeteren.</w:t>
+      </w:r>
+    </w:p>
+    <w:p>
+      <w:pPr>
+        <w:rPr>
+          <w:rFonts w:eastAsiaTheme="majorEastAsia" w:cstheme="majorBidi"/>
+          <w:b/>
+          <w:bCs/>
+          <w:spacing w:val="-10"/>
+          <w:kern w:val="28"/>
+          <w:sz w:val="28"/>
+          <w:szCs w:val="28"/>
+        </w:rPr>
+      </w:pPr>
+      <w:r>
+        <w:rPr>
+          <w:rFonts w:eastAsiaTheme="majorEastAsia" w:cstheme="majorBidi"/>
+          <w:b/>
+          <w:bCs/>
+          <w:spacing w:val="-10"/>
+          <w:kern w:val="28"/>
+          <w:sz w:val="28"/>
+          <w:szCs w:val="28"/>
         </w:rPr>
         <w:t>Probleemstelling</w:t>
       </w:r>
@@ -116,6 +107,8 @@
           <w:rFonts w:eastAsiaTheme="majorEastAsia" w:cstheme="majorBidi"/>
           <w:spacing w:val="-10"/>
           <w:kern w:val="28"/>
+          <w:sz w:val="28"/>
+          <w:szCs w:val="28"/>
         </w:rPr>
       </w:pPr>
       <w:r>
@@ -123,8 +116,10 @@
           <w:rFonts w:eastAsiaTheme="majorEastAsia" w:cstheme="majorBidi"/>
           <w:spacing w:val="-10"/>
           <w:kern w:val="28"/>
-        </w:rPr>
-        <w:t>Veel mensen slapen in ruimtes met een slechte luchtkwaliteit zonder dit te beseffen. Een verhoogde CO₂-concentratie, een oncomfortabele temperatuur of een onjuiste luchtvochtigheid kunnen een negatieve invloed hebben op de slaapkwaliteit en het algemeen welzijn. Omdat deze factoren niet zichtbaar zijn, wordt er vaak onvoldoende of te laat geventileerd.</w:t>
+          <w:sz w:val="28"/>
+          <w:szCs w:val="28"/>
+        </w:rPr>
+        <w:t>Veel mensen slapen in ruimtes met een slechte luchtkwaliteit zonder dit te beseffen. Een verhoogde CO₂-concentratie, een oncomfortabele temperatuur of een onjuiste luchtvochtigheid kunnen een negatieve invloed hebben op de slaapkwaliteit, concentratie en het algemene welzijn. Omdat deze factoren niet zichtbaar zijn, wordt er vaak onvoldoende of te laat geventileerd.</w:t>
       </w:r>
     </w:p>
     <w:p>
@@ -133,6 +128,8 @@
           <w:rFonts w:eastAsiaTheme="majorEastAsia" w:cstheme="majorBidi"/>
           <w:spacing w:val="-10"/>
           <w:kern w:val="28"/>
+          <w:sz w:val="28"/>
+          <w:szCs w:val="28"/>
         </w:rPr>
       </w:pPr>
       <w:r>
@@ -140,8 +137,10 @@
           <w:rFonts w:eastAsiaTheme="majorEastAsia" w:cstheme="majorBidi"/>
           <w:spacing w:val="-10"/>
           <w:kern w:val="28"/>
-        </w:rPr>
-        <w:t>De Smart Air Clock helpt gebruikers om hun slaapomgeving te monitoren en tijdig actie te ondernemen wanneer de luchtkwaliteit verslechtert.</w:t>
+          <w:sz w:val="28"/>
+          <w:szCs w:val="28"/>
+        </w:rPr>
+        <w:t>De Smart Air Clock helpt gebruikers om hun slaapomgeving te monitoren en tijdig actie te ondernemen wanneer de luchtkwaliteit verslechtert. Door gebruikers bewust te maken van de omgevingscondities kan het systeem bijdragen aan een gezondere en comfortabelere slaapomgeving.</w:t>
       </w:r>
     </w:p>
     <w:p>
@@ -152,6 +151,8 @@
           <w:bCs/>
           <w:spacing w:val="-10"/>
           <w:kern w:val="28"/>
+          <w:sz w:val="28"/>
+          <w:szCs w:val="28"/>
         </w:rPr>
       </w:pPr>
       <w:r>
@@ -161,6 +162,8 @@
           <w:bCs/>
           <w:spacing w:val="-10"/>
           <w:kern w:val="28"/>
+          <w:sz w:val="28"/>
+          <w:szCs w:val="28"/>
         </w:rPr>
         <w:t>Doelgroep</w:t>
       </w:r>
@@ -171,6 +174,8 @@
           <w:rFonts w:eastAsiaTheme="majorEastAsia" w:cstheme="majorBidi"/>
           <w:spacing w:val="-10"/>
           <w:kern w:val="28"/>
+          <w:sz w:val="28"/>
+          <w:szCs w:val="28"/>
         </w:rPr>
       </w:pPr>
       <w:r>
@@ -178,6 +183,8 @@
           <w:rFonts w:eastAsiaTheme="majorEastAsia" w:cstheme="majorBidi"/>
           <w:spacing w:val="-10"/>
           <w:kern w:val="28"/>
+          <w:sz w:val="28"/>
+          <w:szCs w:val="28"/>
         </w:rPr>
         <w:t>Dit project richt zich op:</w:t>
       </w:r>
@@ -186,12 +193,14 @@
       <w:pPr>
         <w:numPr>
           <w:ilvl w:val="0"/>
-          <w:numId w:val="7"/>
+          <w:numId w:val="13"/>
         </w:numPr>
         <w:rPr>
           <w:rFonts w:eastAsiaTheme="majorEastAsia" w:cstheme="majorBidi"/>
           <w:spacing w:val="-10"/>
           <w:kern w:val="28"/>
+          <w:sz w:val="28"/>
+          <w:szCs w:val="28"/>
         </w:rPr>
       </w:pPr>
       <w:r>
@@ -199,6 +208,8 @@
           <w:rFonts w:eastAsiaTheme="majorEastAsia" w:cstheme="majorBidi"/>
           <w:spacing w:val="-10"/>
           <w:kern w:val="28"/>
+          <w:sz w:val="28"/>
+          <w:szCs w:val="28"/>
         </w:rPr>
         <w:t>Studenten</w:t>
       </w:r>
@@ -207,12 +218,14 @@
       <w:pPr>
         <w:numPr>
           <w:ilvl w:val="0"/>
-          <w:numId w:val="7"/>
+          <w:numId w:val="13"/>
         </w:numPr>
         <w:rPr>
           <w:rFonts w:eastAsiaTheme="majorEastAsia" w:cstheme="majorBidi"/>
           <w:spacing w:val="-10"/>
           <w:kern w:val="28"/>
+          <w:sz w:val="28"/>
+          <w:szCs w:val="28"/>
         </w:rPr>
       </w:pPr>
       <w:r>
@@ -220,6 +233,8 @@
           <w:rFonts w:eastAsiaTheme="majorEastAsia" w:cstheme="majorBidi"/>
           <w:spacing w:val="-10"/>
           <w:kern w:val="28"/>
+          <w:sz w:val="28"/>
+          <w:szCs w:val="28"/>
         </w:rPr>
         <w:t>Gezinnen</w:t>
       </w:r>
@@ -228,12 +243,14 @@
       <w:pPr>
         <w:numPr>
           <w:ilvl w:val="0"/>
-          <w:numId w:val="7"/>
+          <w:numId w:val="13"/>
         </w:numPr>
         <w:rPr>
           <w:rFonts w:eastAsiaTheme="majorEastAsia" w:cstheme="majorBidi"/>
           <w:spacing w:val="-10"/>
           <w:kern w:val="28"/>
+          <w:sz w:val="28"/>
+          <w:szCs w:val="28"/>
         </w:rPr>
       </w:pPr>
       <w:r>
@@ -241,6 +258,8 @@
           <w:rFonts w:eastAsiaTheme="majorEastAsia" w:cstheme="majorBidi"/>
           <w:spacing w:val="-10"/>
           <w:kern w:val="28"/>
+          <w:sz w:val="28"/>
+          <w:szCs w:val="28"/>
         </w:rPr>
         <w:t>Gebruikers van slaapkamers en studentenkamers</w:t>
       </w:r>
@@ -249,12 +268,14 @@
       <w:pPr>
         <w:numPr>
           <w:ilvl w:val="0"/>
-          <w:numId w:val="7"/>
+          <w:numId w:val="13"/>
         </w:numPr>
         <w:rPr>
           <w:rFonts w:eastAsiaTheme="majorEastAsia" w:cstheme="majorBidi"/>
           <w:spacing w:val="-10"/>
           <w:kern w:val="28"/>
+          <w:sz w:val="28"/>
+          <w:szCs w:val="28"/>
         </w:rPr>
       </w:pPr>
       <w:r>
@@ -262,6 +283,8 @@
           <w:rFonts w:eastAsiaTheme="majorEastAsia" w:cstheme="majorBidi"/>
           <w:spacing w:val="-10"/>
           <w:kern w:val="28"/>
+          <w:sz w:val="28"/>
+          <w:szCs w:val="28"/>
         </w:rPr>
         <w:t>Personen die hun slaapkwaliteit willen verbeteren</w:t>
       </w:r>
@@ -274,6 +297,8 @@
           <w:bCs/>
           <w:spacing w:val="-10"/>
           <w:kern w:val="28"/>
+          <w:sz w:val="28"/>
+          <w:szCs w:val="28"/>
         </w:rPr>
       </w:pPr>
       <w:r>
@@ -283,7 +308,58 @@
           <w:bCs/>
           <w:spacing w:val="-10"/>
           <w:kern w:val="28"/>
-        </w:rPr>
+          <w:sz w:val="28"/>
+          <w:szCs w:val="28"/>
+        </w:rPr>
+        <w:t>Onderzoeksvraag</w:t>
+      </w:r>
+    </w:p>
+    <w:p>
+      <w:pPr>
+        <w:rPr>
+          <w:rFonts w:eastAsiaTheme="majorEastAsia" w:cstheme="majorBidi"/>
+          <w:spacing w:val="-10"/>
+          <w:kern w:val="28"/>
+          <w:sz w:val="28"/>
+          <w:szCs w:val="28"/>
+        </w:rPr>
+      </w:pPr>
+      <w:r>
+        <w:rPr>
+          <w:rFonts w:eastAsiaTheme="majorEastAsia" w:cstheme="majorBidi"/>
+          <w:b/>
+          <w:bCs/>
+          <w:spacing w:val="-10"/>
+          <w:kern w:val="28"/>
+          <w:sz w:val="28"/>
+          <w:szCs w:val="28"/>
+        </w:rPr>
+        <w:t>Hoe kan een slim IoT-systeem gebruikers op een eenvoudige en overzichtelijke manier informeren over de luchtkwaliteit van hun slaapkamer, zodat zij hun slaapomgeving kunnen optimaliseren en tijdig kunnen ingrijpen wanneer de luchtkwaliteit verslechtert?</w:t>
+      </w:r>
+    </w:p>
+    <w:p>
+      <w:pPr>
+        <w:rPr>
+          <w:rFonts w:eastAsiaTheme="majorEastAsia" w:cstheme="majorBidi"/>
+          <w:b/>
+          <w:bCs/>
+          <w:spacing w:val="-10"/>
+          <w:kern w:val="28"/>
+          <w:sz w:val="28"/>
+          <w:szCs w:val="28"/>
+        </w:rPr>
+      </w:pPr>
+      <w:r>
+        <w:rPr>
+          <w:rFonts w:eastAsiaTheme="majorEastAsia" w:cstheme="majorBidi"/>
+          <w:b/>
+          <w:bCs/>
+          <w:spacing w:val="-10"/>
+          <w:kern w:val="28"/>
+          <w:sz w:val="28"/>
+          <w:szCs w:val="28"/>
+        </w:rPr>
+        <w:lastRenderedPageBreak/>
         <w:t>Werking</w:t>
       </w:r>
     </w:p>
@@ -293,6 +369,8 @@
           <w:rFonts w:eastAsiaTheme="majorEastAsia" w:cstheme="majorBidi"/>
           <w:spacing w:val="-10"/>
           <w:kern w:val="28"/>
+          <w:sz w:val="28"/>
+          <w:szCs w:val="28"/>
         </w:rPr>
       </w:pPr>
       <w:r>
@@ -300,8 +378,10 @@
           <w:rFonts w:eastAsiaTheme="majorEastAsia" w:cstheme="majorBidi"/>
           <w:spacing w:val="-10"/>
           <w:kern w:val="28"/>
-        </w:rPr>
-        <w:t>De Smart Air Clock maakt gebruik van verschillende sensoren om de omgevingscondities te meten. De actuele waarden worden weergegeven op een OLED-display. Daarnaast geeft een RGB-led met kleuren aan hoe goed de luchtkwaliteit is. Bij een slechte luchtkwaliteit of wanneer een ingestelde wektijd wordt bereikt, kan het systeem een geluidsmelding afspelen via een luidspreker.</w:t>
+          <w:sz w:val="28"/>
+          <w:szCs w:val="28"/>
+        </w:rPr>
+        <w:t>De Smart Air Clock maakt gebruik van verschillende sensoren om de omgevingscondities te meten. De actuele waarden worden weergegeven op een OLED-display. Daarnaast geeft een RGB-led met kleuren aan hoe goed de luchtkwaliteit is. Wanneer de luchtkwaliteit onvoldoende is of een ingestelde wektijd wordt bereikt, kan het systeem een geluidsmelding afspelen via een luidspreker.</w:t>
       </w:r>
     </w:p>
     <w:p>
@@ -310,6 +390,8 @@
           <w:rFonts w:eastAsiaTheme="majorEastAsia" w:cstheme="majorBidi"/>
           <w:spacing w:val="-10"/>
           <w:kern w:val="28"/>
+          <w:sz w:val="28"/>
+          <w:szCs w:val="28"/>
         </w:rPr>
       </w:pPr>
       <w:r>
@@ -317,8 +399,10 @@
           <w:rFonts w:eastAsiaTheme="majorEastAsia" w:cstheme="majorBidi"/>
           <w:spacing w:val="-10"/>
           <w:kern w:val="28"/>
-        </w:rPr>
-        <w:t>De gemeten gegevens worden via MQTT doorgestuurd naar een Raspberry Pi. Daar worden de gegevens opgeslagen en weergegeven in een webdashboard, zodat zowel actuele als historische meetwaarden bekeken kunnen worden.</w:t>
+          <w:sz w:val="28"/>
+          <w:szCs w:val="28"/>
+        </w:rPr>
+        <w:t>De gemeten gegevens worden via een internetverbinding doorgestuurd naar een online databank. Op deze manier worden de gegevens centraal opgeslagen en kunnen ze worden weergegeven op een webdashboard. Hierdoor kan de gebruiker zowel actuele als historische meetwaarden bekijken.</w:t>
       </w:r>
     </w:p>
     <w:p>
@@ -329,6 +413,8 @@
           <w:bCs/>
           <w:spacing w:val="-10"/>
           <w:kern w:val="28"/>
+          <w:sz w:val="28"/>
+          <w:szCs w:val="28"/>
         </w:rPr>
       </w:pPr>
       <w:r>
@@ -338,6 +424,8 @@
           <w:bCs/>
           <w:spacing w:val="-10"/>
           <w:kern w:val="28"/>
+          <w:sz w:val="28"/>
+          <w:szCs w:val="28"/>
         </w:rPr>
         <w:t>Gebruikte technologieën</w:t>
       </w:r>
@@ -350,6 +438,8 @@
           <w:bCs/>
           <w:spacing w:val="-10"/>
           <w:kern w:val="28"/>
+          <w:sz w:val="28"/>
+          <w:szCs w:val="28"/>
         </w:rPr>
       </w:pPr>
       <w:r>
@@ -359,6 +449,8 @@
           <w:bCs/>
           <w:spacing w:val="-10"/>
           <w:kern w:val="28"/>
+          <w:sz w:val="28"/>
+          <w:szCs w:val="28"/>
         </w:rPr>
         <w:t>Hardware</w:t>
       </w:r>
@@ -367,12 +459,14 @@
       <w:pPr>
         <w:numPr>
           <w:ilvl w:val="0"/>
-          <w:numId w:val="8"/>
+          <w:numId w:val="14"/>
         </w:numPr>
         <w:rPr>
           <w:rFonts w:eastAsiaTheme="majorEastAsia" w:cstheme="majorBidi"/>
           <w:spacing w:val="-10"/>
           <w:kern w:val="28"/>
+          <w:sz w:val="28"/>
+          <w:szCs w:val="28"/>
         </w:rPr>
       </w:pPr>
       <w:r>
@@ -380,6 +474,8 @@
           <w:rFonts w:eastAsiaTheme="majorEastAsia" w:cstheme="majorBidi"/>
           <w:spacing w:val="-10"/>
           <w:kern w:val="28"/>
+          <w:sz w:val="28"/>
+          <w:szCs w:val="28"/>
         </w:rPr>
         <w:t>ESP32-S3</w:t>
       </w:r>
@@ -388,12 +484,14 @@
       <w:pPr>
         <w:numPr>
           <w:ilvl w:val="0"/>
-          <w:numId w:val="8"/>
+          <w:numId w:val="14"/>
         </w:numPr>
         <w:rPr>
           <w:rFonts w:eastAsiaTheme="majorEastAsia" w:cstheme="majorBidi"/>
           <w:spacing w:val="-10"/>
           <w:kern w:val="28"/>
+          <w:sz w:val="28"/>
+          <w:szCs w:val="28"/>
         </w:rPr>
       </w:pPr>
       <w:r>
@@ -401,8 +499,9 @@
           <w:rFonts w:eastAsiaTheme="majorEastAsia" w:cstheme="majorBidi"/>
           <w:spacing w:val="-10"/>
           <w:kern w:val="28"/>
-        </w:rPr>
-        <w:lastRenderedPageBreak/>
+          <w:sz w:val="28"/>
+          <w:szCs w:val="28"/>
+        </w:rPr>
         <w:t>AHT20 temperatuur- en vochtigheidssensor</w:t>
       </w:r>
     </w:p>
@@ -410,12 +509,14 @@
       <w:pPr>
         <w:numPr>
           <w:ilvl w:val="0"/>
-          <w:numId w:val="8"/>
+          <w:numId w:val="14"/>
         </w:numPr>
         <w:rPr>
           <w:rFonts w:eastAsiaTheme="majorEastAsia" w:cstheme="majorBidi"/>
           <w:spacing w:val="-10"/>
           <w:kern w:val="28"/>
+          <w:sz w:val="28"/>
+          <w:szCs w:val="28"/>
         </w:rPr>
       </w:pPr>
       <w:r>
@@ -423,6 +524,8 @@
           <w:rFonts w:eastAsiaTheme="majorEastAsia" w:cstheme="majorBidi"/>
           <w:spacing w:val="-10"/>
           <w:kern w:val="28"/>
+          <w:sz w:val="28"/>
+          <w:szCs w:val="28"/>
         </w:rPr>
         <w:t>BMP280 luchtdruksensor</w:t>
       </w:r>
@@ -431,12 +534,14 @@
       <w:pPr>
         <w:numPr>
           <w:ilvl w:val="0"/>
-          <w:numId w:val="8"/>
+          <w:numId w:val="14"/>
         </w:numPr>
         <w:rPr>
           <w:rFonts w:eastAsiaTheme="majorEastAsia" w:cstheme="majorBidi"/>
           <w:spacing w:val="-10"/>
           <w:kern w:val="28"/>
+          <w:sz w:val="28"/>
+          <w:szCs w:val="28"/>
         </w:rPr>
       </w:pPr>
       <w:r>
@@ -444,6 +549,8 @@
           <w:rFonts w:eastAsiaTheme="majorEastAsia" w:cstheme="majorBidi"/>
           <w:spacing w:val="-10"/>
           <w:kern w:val="28"/>
+          <w:sz w:val="28"/>
+          <w:szCs w:val="28"/>
         </w:rPr>
         <w:t>MH-Z19B CO₂-sensor</w:t>
       </w:r>
@@ -452,12 +559,14 @@
       <w:pPr>
         <w:numPr>
           <w:ilvl w:val="0"/>
-          <w:numId w:val="8"/>
+          <w:numId w:val="14"/>
         </w:numPr>
         <w:rPr>
           <w:rFonts w:eastAsiaTheme="majorEastAsia" w:cstheme="majorBidi"/>
           <w:spacing w:val="-10"/>
           <w:kern w:val="28"/>
+          <w:sz w:val="28"/>
+          <w:szCs w:val="28"/>
         </w:rPr>
       </w:pPr>
       <w:r>
@@ -465,6 +574,8 @@
           <w:rFonts w:eastAsiaTheme="majorEastAsia" w:cstheme="majorBidi"/>
           <w:spacing w:val="-10"/>
           <w:kern w:val="28"/>
+          <w:sz w:val="28"/>
+          <w:szCs w:val="28"/>
         </w:rPr>
         <w:t>OLED-display</w:t>
       </w:r>
@@ -473,12 +584,14 @@
       <w:pPr>
         <w:numPr>
           <w:ilvl w:val="0"/>
-          <w:numId w:val="8"/>
+          <w:numId w:val="14"/>
         </w:numPr>
         <w:rPr>
           <w:rFonts w:eastAsiaTheme="majorEastAsia" w:cstheme="majorBidi"/>
           <w:spacing w:val="-10"/>
           <w:kern w:val="28"/>
+          <w:sz w:val="28"/>
+          <w:szCs w:val="28"/>
         </w:rPr>
       </w:pPr>
       <w:r>
@@ -486,6 +599,8 @@
           <w:rFonts w:eastAsiaTheme="majorEastAsia" w:cstheme="majorBidi"/>
           <w:spacing w:val="-10"/>
           <w:kern w:val="28"/>
+          <w:sz w:val="28"/>
+          <w:szCs w:val="28"/>
         </w:rPr>
         <w:t>RGB-led</w:t>
       </w:r>
@@ -494,12 +609,14 @@
       <w:pPr>
         <w:numPr>
           <w:ilvl w:val="0"/>
-          <w:numId w:val="8"/>
+          <w:numId w:val="14"/>
         </w:numPr>
         <w:rPr>
           <w:rFonts w:eastAsiaTheme="majorEastAsia" w:cstheme="majorBidi"/>
           <w:spacing w:val="-10"/>
           <w:kern w:val="28"/>
+          <w:sz w:val="28"/>
+          <w:szCs w:val="28"/>
         </w:rPr>
       </w:pPr>
       <w:r>
@@ -507,6 +624,8 @@
           <w:rFonts w:eastAsiaTheme="majorEastAsia" w:cstheme="majorBidi"/>
           <w:spacing w:val="-10"/>
           <w:kern w:val="28"/>
+          <w:sz w:val="28"/>
+          <w:szCs w:val="28"/>
         </w:rPr>
         <w:t>DFPlayer Mini met luidspreker</w:t>
       </w:r>
@@ -515,12 +634,14 @@
       <w:pPr>
         <w:numPr>
           <w:ilvl w:val="0"/>
-          <w:numId w:val="8"/>
+          <w:numId w:val="14"/>
         </w:numPr>
         <w:rPr>
           <w:rFonts w:eastAsiaTheme="majorEastAsia" w:cstheme="majorBidi"/>
           <w:spacing w:val="-10"/>
           <w:kern w:val="28"/>
+          <w:sz w:val="28"/>
+          <w:szCs w:val="28"/>
         </w:rPr>
       </w:pPr>
       <w:r>
@@ -528,39 +649,22 @@
           <w:rFonts w:eastAsiaTheme="majorEastAsia" w:cstheme="majorBidi"/>
           <w:spacing w:val="-10"/>
           <w:kern w:val="28"/>
+          <w:sz w:val="28"/>
+          <w:szCs w:val="28"/>
         </w:rPr>
         <w:t>Drukknoppen</w:t>
       </w:r>
     </w:p>
     <w:p>
       <w:pPr>
-        <w:numPr>
-          <w:ilvl w:val="0"/>
-          <w:numId w:val="8"/>
-        </w:numPr>
-        <w:rPr>
-          <w:rFonts w:eastAsiaTheme="majorEastAsia" w:cstheme="majorBidi"/>
-          <w:spacing w:val="-10"/>
-          <w:kern w:val="28"/>
-        </w:rPr>
-      </w:pPr>
-      <w:r>
-        <w:rPr>
-          <w:rFonts w:eastAsiaTheme="majorEastAsia" w:cstheme="majorBidi"/>
-          <w:spacing w:val="-10"/>
-          <w:kern w:val="28"/>
-        </w:rPr>
-        <w:t>Raspberry Pi</w:t>
-      </w:r>
-    </w:p>
-    <w:p>
-      <w:pPr>
         <w:rPr>
           <w:rFonts w:eastAsiaTheme="majorEastAsia" w:cstheme="majorBidi"/>
           <w:b/>
           <w:bCs/>
           <w:spacing w:val="-10"/>
           <w:kern w:val="28"/>
+          <w:sz w:val="28"/>
+          <w:szCs w:val="28"/>
         </w:rPr>
       </w:pPr>
       <w:r>
@@ -570,6 +674,8 @@
           <w:bCs/>
           <w:spacing w:val="-10"/>
           <w:kern w:val="28"/>
+          <w:sz w:val="28"/>
+          <w:szCs w:val="28"/>
         </w:rPr>
         <w:t>Software</w:t>
       </w:r>
@@ -578,12 +684,14 @@
       <w:pPr>
         <w:numPr>
           <w:ilvl w:val="0"/>
-          <w:numId w:val="9"/>
+          <w:numId w:val="15"/>
         </w:numPr>
         <w:rPr>
           <w:rFonts w:eastAsiaTheme="majorEastAsia" w:cstheme="majorBidi"/>
           <w:spacing w:val="-10"/>
           <w:kern w:val="28"/>
+          <w:sz w:val="28"/>
+          <w:szCs w:val="28"/>
         </w:rPr>
       </w:pPr>
       <w:r>
@@ -591,6 +699,8 @@
           <w:rFonts w:eastAsiaTheme="majorEastAsia" w:cstheme="majorBidi"/>
           <w:spacing w:val="-10"/>
           <w:kern w:val="28"/>
+          <w:sz w:val="28"/>
+          <w:szCs w:val="28"/>
         </w:rPr>
         <w:t>Arduino C++</w:t>
       </w:r>
@@ -599,12 +709,14 @@
       <w:pPr>
         <w:numPr>
           <w:ilvl w:val="0"/>
-          <w:numId w:val="9"/>
+          <w:numId w:val="15"/>
         </w:numPr>
         <w:rPr>
           <w:rFonts w:eastAsiaTheme="majorEastAsia" w:cstheme="majorBidi"/>
           <w:spacing w:val="-10"/>
           <w:kern w:val="28"/>
+          <w:sz w:val="28"/>
+          <w:szCs w:val="28"/>
         </w:rPr>
       </w:pPr>
       <w:r>
@@ -612,20 +724,24 @@
           <w:rFonts w:eastAsiaTheme="majorEastAsia" w:cstheme="majorBidi"/>
           <w:spacing w:val="-10"/>
           <w:kern w:val="28"/>
-        </w:rPr>
-        <w:t>MQTT</w:t>
+          <w:sz w:val="28"/>
+          <w:szCs w:val="28"/>
+        </w:rPr>
+        <w:t>HTTP-communicatie</w:t>
       </w:r>
     </w:p>
     <w:p>
       <w:pPr>
         <w:numPr>
           <w:ilvl w:val="0"/>
-          <w:numId w:val="9"/>
+          <w:numId w:val="15"/>
         </w:numPr>
         <w:rPr>
           <w:rFonts w:eastAsiaTheme="majorEastAsia" w:cstheme="majorBidi"/>
           <w:spacing w:val="-10"/>
           <w:kern w:val="28"/>
+          <w:sz w:val="28"/>
+          <w:szCs w:val="28"/>
         </w:rPr>
       </w:pPr>
       <w:r>
@@ -633,20 +749,24 @@
           <w:rFonts w:eastAsiaTheme="majorEastAsia" w:cstheme="majorBidi"/>
           <w:spacing w:val="-10"/>
           <w:kern w:val="28"/>
-        </w:rPr>
-        <w:t>Node-RED</w:t>
+          <w:sz w:val="28"/>
+          <w:szCs w:val="28"/>
+        </w:rPr>
+        <w:t>PHP</w:t>
       </w:r>
     </w:p>
     <w:p>
       <w:pPr>
         <w:numPr>
           <w:ilvl w:val="0"/>
-          <w:numId w:val="9"/>
+          <w:numId w:val="15"/>
         </w:numPr>
         <w:rPr>
           <w:rFonts w:eastAsiaTheme="majorEastAsia" w:cstheme="majorBidi"/>
           <w:spacing w:val="-10"/>
           <w:kern w:val="28"/>
+          <w:sz w:val="28"/>
+          <w:szCs w:val="28"/>
         </w:rPr>
       </w:pPr>
       <w:r>
@@ -654,6 +774,33 @@
           <w:rFonts w:eastAsiaTheme="majorEastAsia" w:cstheme="majorBidi"/>
           <w:spacing w:val="-10"/>
           <w:kern w:val="28"/>
+          <w:sz w:val="28"/>
+          <w:szCs w:val="28"/>
+        </w:rPr>
+        <w:t>MySQL-database</w:t>
+      </w:r>
+    </w:p>
+    <w:p>
+      <w:pPr>
+        <w:numPr>
+          <w:ilvl w:val="0"/>
+          <w:numId w:val="15"/>
+        </w:numPr>
+        <w:rPr>
+          <w:rFonts w:eastAsiaTheme="majorEastAsia" w:cstheme="majorBidi"/>
+          <w:spacing w:val="-10"/>
+          <w:kern w:val="28"/>
+          <w:sz w:val="28"/>
+          <w:szCs w:val="28"/>
+        </w:rPr>
+      </w:pPr>
+      <w:r>
+        <w:rPr>
+          <w:rFonts w:eastAsiaTheme="majorEastAsia" w:cstheme="majorBidi"/>
+          <w:spacing w:val="-10"/>
+          <w:kern w:val="28"/>
+          <w:sz w:val="28"/>
+          <w:szCs w:val="28"/>
         </w:rPr>
         <w:t>HTML</w:t>
       </w:r>
@@ -662,12 +809,14 @@
       <w:pPr>
         <w:numPr>
           <w:ilvl w:val="0"/>
-          <w:numId w:val="9"/>
+          <w:numId w:val="15"/>
         </w:numPr>
         <w:rPr>
           <w:rFonts w:eastAsiaTheme="majorEastAsia" w:cstheme="majorBidi"/>
           <w:spacing w:val="-10"/>
           <w:kern w:val="28"/>
+          <w:sz w:val="28"/>
+          <w:szCs w:val="28"/>
         </w:rPr>
       </w:pPr>
       <w:r>
@@ -675,7 +824,10 @@
           <w:rFonts w:eastAsiaTheme="majorEastAsia" w:cstheme="majorBidi"/>
           <w:spacing w:val="-10"/>
           <w:kern w:val="28"/>
-        </w:rPr>
+          <w:sz w:val="28"/>
+          <w:szCs w:val="28"/>
+        </w:rPr>
+        <w:lastRenderedPageBreak/>
         <w:t>CSS</w:t>
       </w:r>
     </w:p>
@@ -683,12 +835,14 @@
       <w:pPr>
         <w:numPr>
           <w:ilvl w:val="0"/>
-          <w:numId w:val="9"/>
+          <w:numId w:val="15"/>
         </w:numPr>
         <w:rPr>
           <w:rFonts w:eastAsiaTheme="majorEastAsia" w:cstheme="majorBidi"/>
           <w:spacing w:val="-10"/>
           <w:kern w:val="28"/>
+          <w:sz w:val="28"/>
+          <w:szCs w:val="28"/>
         </w:rPr>
       </w:pPr>
       <w:r>
@@ -696,18 +850,47 @@
           <w:rFonts w:eastAsiaTheme="majorEastAsia" w:cstheme="majorBidi"/>
           <w:spacing w:val="-10"/>
           <w:kern w:val="28"/>
+          <w:sz w:val="28"/>
+          <w:szCs w:val="28"/>
         </w:rPr>
         <w:t>JavaScript</w:t>
       </w:r>
     </w:p>
     <w:p>
       <w:pPr>
+        <w:numPr>
+          <w:ilvl w:val="0"/>
+          <w:numId w:val="15"/>
+        </w:numPr>
+        <w:rPr>
+          <w:rFonts w:eastAsiaTheme="majorEastAsia" w:cstheme="majorBidi"/>
+          <w:spacing w:val="-10"/>
+          <w:kern w:val="28"/>
+          <w:sz w:val="28"/>
+          <w:szCs w:val="28"/>
+        </w:rPr>
+      </w:pPr>
+      <w:r>
+        <w:rPr>
+          <w:rFonts w:eastAsiaTheme="majorEastAsia" w:cstheme="majorBidi"/>
+          <w:spacing w:val="-10"/>
+          <w:kern w:val="28"/>
+          <w:sz w:val="28"/>
+          <w:szCs w:val="28"/>
+        </w:rPr>
+        <w:t>InfinityFree hosting</w:t>
+      </w:r>
+    </w:p>
+    <w:p>
+      <w:pPr>
         <w:rPr>
           <w:rFonts w:eastAsiaTheme="majorEastAsia" w:cstheme="majorBidi"/>
           <w:b/>
           <w:bCs/>
           <w:spacing w:val="-10"/>
           <w:kern w:val="28"/>
+          <w:sz w:val="28"/>
+          <w:szCs w:val="28"/>
         </w:rPr>
       </w:pPr>
       <w:r>
@@ -717,6 +900,8 @@
           <w:bCs/>
           <w:spacing w:val="-10"/>
           <w:kern w:val="28"/>
+          <w:sz w:val="28"/>
+          <w:szCs w:val="28"/>
         </w:rPr>
         <w:t>Verwacht resultaat</w:t>
       </w:r>
@@ -727,6 +912,8 @@
           <w:rFonts w:eastAsiaTheme="majorEastAsia" w:cstheme="majorBidi"/>
           <w:spacing w:val="-10"/>
           <w:kern w:val="28"/>
+          <w:sz w:val="28"/>
+          <w:szCs w:val="28"/>
         </w:rPr>
       </w:pPr>
       <w:r>
@@ -734,11 +921,20 @@
           <w:rFonts w:eastAsiaTheme="majorEastAsia" w:cstheme="majorBidi"/>
           <w:spacing w:val="-10"/>
           <w:kern w:val="28"/>
-        </w:rPr>
-        <w:t>Het eindresultaat is een slimme wekkerklok die gebruikers informeert over de luchtkwaliteit van hun slaapkamer en hen helpt een gezondere slaapomgeving te creëren. Dankzij de combinatie van sensoren, visuele waarschuwingssignalen, geluidsmeldingen en een webdashboard krijgt de gebruiker een volledig overzicht van de slaapomgeving.</w:t>
+          <w:sz w:val="28"/>
+          <w:szCs w:val="28"/>
+        </w:rPr>
+        <w:t>Het eindresultaat is een slimme wekkerklok die gebruikers informeert over de luchtkwaliteit van hun slaapkamer en hen helpt een gezondere slaapomgeving te creëren. Dankzij de combinatie van sensoren, visuele waarschuwingen, geluidsmeldingen en een webdashboard krijgt de gebruiker een volledig overzicht van de luchtkwaliteit en andere omgevingsfactoren. Daarnaast kunnen historische meetgegevens worden geraadpleegd om trends te analyseren en beter inzicht te krijgen in de invloed van de omgeving op het slaapcomfort.</w:t>
       </w:r>
     </w:p>
-    <w:p/>
+    <w:p>
+      <w:pPr>
+        <w:rPr>
+          <w:sz w:val="28"/>
+          <w:szCs w:val="28"/>
+        </w:rPr>
+      </w:pPr>
+    </w:p>
     <w:sectPr>
       <w:pgSz w:w="11906" w:h="16838"/>
       <w:pgMar w:top="1417" w:right="1417" w:bottom="1417" w:left="1417" w:header="708" w:footer="708" w:gutter="0"/>
@@ -901,6 +1097,155 @@
     </w:lvl>
   </w:abstractNum>
   <w:abstractNum w:abstractNumId="1" w15:restartNumberingAfterBreak="0">
+    <w:nsid w:val="1C970DAC"/>
+    <w:multiLevelType w:val="multilevel"/>
+    <w:tmpl w:val="87044B74"/>
+    <w:lvl w:ilvl="0">
+      <w:start w:val="1"/>
+      <w:numFmt w:val="bullet"/>
+      <w:lvlText w:val=""/>
+      <w:lvlJc w:val="left"/>
+      <w:pPr>
+        <w:tabs>
+          <w:tab w:val="num" w:pos="720"/>
+        </w:tabs>
+        <w:ind w:left="720" w:hanging="360"/>
+      </w:pPr>
+      <w:rPr>
+        <w:rFonts w:ascii="Symbol" w:hAnsi="Symbol" w:hint="default"/>
+        <w:sz w:val="20"/>
+      </w:rPr>
+    </w:lvl>
+    <w:lvl w:ilvl="1" w:tentative="1">
+      <w:start w:val="1"/>
+      <w:numFmt w:val="bullet"/>
+      <w:lvlText w:val="o"/>
+      <w:lvlJc w:val="left"/>
+      <w:pPr>
+        <w:tabs>
+          <w:tab w:val="num" w:pos="1440"/>
+        </w:tabs>
+        <w:ind w:left="1440" w:hanging="360"/>
+      </w:pPr>
+      <w:rPr>
+        <w:rFonts w:ascii="Courier New" w:hAnsi="Courier New" w:hint="default"/>
+        <w:sz w:val="20"/>
+      </w:rPr>
+    </w:lvl>
+    <w:lvl w:ilvl="2" w:tentative="1">
+      <w:start w:val="1"/>
+      <w:numFmt w:val="bullet"/>
+      <w:lvlText w:val=""/>
+      <w:lvlJc w:val="left"/>
+      <w:pPr>
+        <w:tabs>
+          <w:tab w:val="num" w:pos="2160"/>
+        </w:tabs>
+        <w:ind w:left="2160" w:hanging="360"/>
+      </w:pPr>
+      <w:rPr>
+        <w:rFonts w:ascii="Wingdings" w:hAnsi="Wingdings" w:hint="default"/>
+        <w:sz w:val="20"/>
+      </w:rPr>
+    </w:lvl>
+    <w:lvl w:ilvl="3" w:tentative="1">
+      <w:start w:val="1"/>
+      <w:numFmt w:val="bullet"/>
+      <w:lvlText w:val=""/>
+      <w:lvlJc w:val="left"/>
+      <w:pPr>
+        <w:tabs>
+          <w:tab w:val="num" w:pos="2880"/>
+        </w:tabs>
+        <w:ind w:left="2880" w:hanging="360"/>
+      </w:pPr>
+      <w:rPr>
+        <w:rFonts w:ascii="Wingdings" w:hAnsi="Wingdings" w:hint="default"/>
+        <w:sz w:val="20"/>
+      </w:rPr>
+    </w:lvl>
+    <w:lvl w:ilvl="4" w:tentative="1">
+      <w:start w:val="1"/>
+      <w:numFmt w:val="bullet"/>
+      <w:lvlText w:val=""/>
+      <w:lvlJc w:val="left"/>
+      <w:pPr>
+        <w:tabs>
+          <w:tab w:val="num" w:pos="3600"/>
+        </w:tabs>
+        <w:ind w:left="3600" w:hanging="360"/>
+      </w:pPr>
+      <w:rPr>
+        <w:rFonts w:ascii="Wingdings" w:hAnsi="Wingdings" w:hint="default"/>
+        <w:sz w:val="20"/>
+      </w:rPr>
+    </w:lvl>
+    <w:lvl w:ilvl="5" w:tentative="1">
+      <w:start w:val="1"/>
+      <w:numFmt w:val="bullet"/>
+      <w:lvlText w:val=""/>
+      <w:lvlJc w:val="left"/>
+      <w:pPr>
+        <w:tabs>
+          <w:tab w:val="num" w:pos="4320"/>
+        </w:tabs>
+        <w:ind w:left="4320" w:hanging="360"/>
+      </w:pPr>
+      <w:rPr>
+        <w:rFonts w:ascii="Wingdings" w:hAnsi="Wingdings" w:hint="default"/>
+        <w:sz w:val="20"/>
+      </w:rPr>
+    </w:lvl>
+    <w:lvl w:ilvl="6" w:tentative="1">
+      <w:start w:val="1"/>
+      <w:numFmt w:val="bullet"/>
+      <w:lvlText w:val=""/>
+      <w:lvlJc w:val="left"/>
+      <w:pPr>
+        <w:tabs>
+          <w:tab w:val="num" w:pos="5040"/>
+        </w:tabs>
+        <w:ind w:left="5040" w:hanging="360"/>
+      </w:pPr>
+      <w:rPr>
+        <w:rFonts w:ascii="Wingdings" w:hAnsi="Wingdings" w:hint="default"/>
+        <w:sz w:val="20"/>
+      </w:rPr>
+    </w:lvl>
+    <w:lvl w:ilvl="7" w:tentative="1">
+      <w:start w:val="1"/>
+      <w:numFmt w:val="bullet"/>
+      <w:lvlText w:val=""/>
+      <w:lvlJc w:val="left"/>
+      <w:pPr>
+        <w:tabs>
+          <w:tab w:val="num" w:pos="5760"/>
+        </w:tabs>
+        <w:ind w:left="5760" w:hanging="360"/>
+      </w:pPr>
+      <w:rPr>
+        <w:rFonts w:ascii="Wingdings" w:hAnsi="Wingdings" w:hint="default"/>
+        <w:sz w:val="20"/>
+      </w:rPr>
+    </w:lvl>
+    <w:lvl w:ilvl="8" w:tentative="1">
+      <w:start w:val="1"/>
+      <w:numFmt w:val="bullet"/>
+      <w:lvlText w:val=""/>
+      <w:lvlJc w:val="left"/>
+      <w:pPr>
+        <w:tabs>
+          <w:tab w:val="num" w:pos="6480"/>
+        </w:tabs>
+        <w:ind w:left="6480" w:hanging="360"/>
+      </w:pPr>
+      <w:rPr>
+        <w:rFonts w:ascii="Wingdings" w:hAnsi="Wingdings" w:hint="default"/>
+        <w:sz w:val="20"/>
+      </w:rPr>
+    </w:lvl>
+  </w:abstractNum>
+  <w:abstractNum w:abstractNumId="2" w15:restartNumberingAfterBreak="0">
     <w:nsid w:val="1CCD2CAE"/>
     <w:multiLevelType w:val="multilevel"/>
     <w:tmpl w:val="B044B06A"/>
@@ -1049,7 +1394,7 @@
       </w:rPr>
     </w:lvl>
   </w:abstractNum>
-  <w:abstractNum w:abstractNumId="2" w15:restartNumberingAfterBreak="0">
+  <w:abstractNum w:abstractNumId="3" w15:restartNumberingAfterBreak="0">
     <w:nsid w:val="1FCB6974"/>
     <w:multiLevelType w:val="multilevel"/>
     <w:tmpl w:val="C3E0DA38"/>
@@ -1198,7 +1543,454 @@
       </w:rPr>
     </w:lvl>
   </w:abstractNum>
-  <w:abstractNum w:abstractNumId="3" w15:restartNumberingAfterBreak="0">
+  <w:abstractNum w:abstractNumId="4" w15:restartNumberingAfterBreak="0">
+    <w:nsid w:val="23E12D23"/>
+    <w:multiLevelType w:val="multilevel"/>
+    <w:tmpl w:val="B5728BBE"/>
+    <w:lvl w:ilvl="0">
+      <w:start w:val="1"/>
+      <w:numFmt w:val="bullet"/>
+      <w:lvlText w:val=""/>
+      <w:lvlJc w:val="left"/>
+      <w:pPr>
+        <w:tabs>
+          <w:tab w:val="num" w:pos="720"/>
+        </w:tabs>
+        <w:ind w:left="720" w:hanging="360"/>
+      </w:pPr>
+      <w:rPr>
+        <w:rFonts w:ascii="Symbol" w:hAnsi="Symbol" w:hint="default"/>
+        <w:sz w:val="20"/>
+      </w:rPr>
+    </w:lvl>
+    <w:lvl w:ilvl="1" w:tentative="1">
+      <w:start w:val="1"/>
+      <w:numFmt w:val="bullet"/>
+      <w:lvlText w:val="o"/>
+      <w:lvlJc w:val="left"/>
+      <w:pPr>
+        <w:tabs>
+          <w:tab w:val="num" w:pos="1440"/>
+        </w:tabs>
+        <w:ind w:left="1440" w:hanging="360"/>
+      </w:pPr>
+      <w:rPr>
+        <w:rFonts w:ascii="Courier New" w:hAnsi="Courier New" w:hint="default"/>
+        <w:sz w:val="20"/>
+      </w:rPr>
+    </w:lvl>
+    <w:lvl w:ilvl="2" w:tentative="1">
+      <w:start w:val="1"/>
+      <w:numFmt w:val="bullet"/>
+      <w:lvlText w:val=""/>
+      <w:lvlJc w:val="left"/>
+      <w:pPr>
+        <w:tabs>
+          <w:tab w:val="num" w:pos="2160"/>
+        </w:tabs>
+        <w:ind w:left="2160" w:hanging="360"/>
+      </w:pPr>
+      <w:rPr>
+        <w:rFonts w:ascii="Wingdings" w:hAnsi="Wingdings" w:hint="default"/>
+        <w:sz w:val="20"/>
+      </w:rPr>
+    </w:lvl>
+    <w:lvl w:ilvl="3" w:tentative="1">
+      <w:start w:val="1"/>
+      <w:numFmt w:val="bullet"/>
+      <w:lvlText w:val=""/>
+      <w:lvlJc w:val="left"/>
+      <w:pPr>
+        <w:tabs>
+          <w:tab w:val="num" w:pos="2880"/>
+        </w:tabs>
+        <w:ind w:left="2880" w:hanging="360"/>
+      </w:pPr>
+      <w:rPr>
+        <w:rFonts w:ascii="Wingdings" w:hAnsi="Wingdings" w:hint="default"/>
+        <w:sz w:val="20"/>
+      </w:rPr>
+    </w:lvl>
+    <w:lvl w:ilvl="4" w:tentative="1">
+      <w:start w:val="1"/>
+      <w:numFmt w:val="bullet"/>
+      <w:lvlText w:val=""/>
+      <w:lvlJc w:val="left"/>
+      <w:pPr>
+        <w:tabs>
+          <w:tab w:val="num" w:pos="3600"/>
+        </w:tabs>
+        <w:ind w:left="3600" w:hanging="360"/>
+      </w:pPr>
+      <w:rPr>
+        <w:rFonts w:ascii="Wingdings" w:hAnsi="Wingdings" w:hint="default"/>
+        <w:sz w:val="20"/>
+      </w:rPr>
+    </w:lvl>
+    <w:lvl w:ilvl="5" w:tentative="1">
+      <w:start w:val="1"/>
+      <w:numFmt w:val="bullet"/>
+      <w:lvlText w:val=""/>
+      <w:lvlJc w:val="left"/>
+      <w:pPr>
+        <w:tabs>
+          <w:tab w:val="num" w:pos="4320"/>
+        </w:tabs>
+        <w:ind w:left="4320" w:hanging="360"/>
+      </w:pPr>
+      <w:rPr>
+        <w:rFonts w:ascii="Wingdings" w:hAnsi="Wingdings" w:hint="default"/>
+        <w:sz w:val="20"/>
+      </w:rPr>
+    </w:lvl>
+    <w:lvl w:ilvl="6" w:tentative="1">
+      <w:start w:val="1"/>
+      <w:numFmt w:val="bullet"/>
+      <w:lvlText w:val=""/>
+      <w:lvlJc w:val="left"/>
+      <w:pPr>
+        <w:tabs>
+          <w:tab w:val="num" w:pos="5040"/>
+        </w:tabs>
+        <w:ind w:left="5040" w:hanging="360"/>
+      </w:pPr>
+      <w:rPr>
+        <w:rFonts w:ascii="Wingdings" w:hAnsi="Wingdings" w:hint="default"/>
+        <w:sz w:val="20"/>
+      </w:rPr>
+    </w:lvl>
+    <w:lvl w:ilvl="7" w:tentative="1">
+      <w:start w:val="1"/>
+      <w:numFmt w:val="bullet"/>
+      <w:lvlText w:val=""/>
+      <w:lvlJc w:val="left"/>
+      <w:pPr>
+        <w:tabs>
+          <w:tab w:val="num" w:pos="5760"/>
+        </w:tabs>
+        <w:ind w:left="5760" w:hanging="360"/>
+      </w:pPr>
+      <w:rPr>
+        <w:rFonts w:ascii="Wingdings" w:hAnsi="Wingdings" w:hint="default"/>
+        <w:sz w:val="20"/>
+      </w:rPr>
+    </w:lvl>
+    <w:lvl w:ilvl="8" w:tentative="1">
+      <w:start w:val="1"/>
+      <w:numFmt w:val="bullet"/>
+      <w:lvlText w:val=""/>
+      <w:lvlJc w:val="left"/>
+      <w:pPr>
+        <w:tabs>
+          <w:tab w:val="num" w:pos="6480"/>
+        </w:tabs>
+        <w:ind w:left="6480" w:hanging="360"/>
+      </w:pPr>
+      <w:rPr>
+        <w:rFonts w:ascii="Wingdings" w:hAnsi="Wingdings" w:hint="default"/>
+        <w:sz w:val="20"/>
+      </w:rPr>
+    </w:lvl>
+  </w:abstractNum>
+  <w:abstractNum w:abstractNumId="5" w15:restartNumberingAfterBreak="0">
+    <w:nsid w:val="2FEE0CC6"/>
+    <w:multiLevelType w:val="multilevel"/>
+    <w:tmpl w:val="832A5368"/>
+    <w:lvl w:ilvl="0">
+      <w:start w:val="1"/>
+      <w:numFmt w:val="bullet"/>
+      <w:lvlText w:val=""/>
+      <w:lvlJc w:val="left"/>
+      <w:pPr>
+        <w:tabs>
+          <w:tab w:val="num" w:pos="720"/>
+        </w:tabs>
+        <w:ind w:left="720" w:hanging="360"/>
+      </w:pPr>
+      <w:rPr>
+        <w:rFonts w:ascii="Symbol" w:hAnsi="Symbol" w:hint="default"/>
+        <w:sz w:val="20"/>
+      </w:rPr>
+    </w:lvl>
+    <w:lvl w:ilvl="1" w:tentative="1">
+      <w:start w:val="1"/>
+      <w:numFmt w:val="bullet"/>
+      <w:lvlText w:val="o"/>
+      <w:lvlJc w:val="left"/>
+      <w:pPr>
+        <w:tabs>
+          <w:tab w:val="num" w:pos="1440"/>
+        </w:tabs>
+        <w:ind w:left="1440" w:hanging="360"/>
+      </w:pPr>
+      <w:rPr>
+        <w:rFonts w:ascii="Courier New" w:hAnsi="Courier New" w:hint="default"/>
+        <w:sz w:val="20"/>
+      </w:rPr>
+    </w:lvl>
+    <w:lvl w:ilvl="2" w:tentative="1">
+      <w:start w:val="1"/>
+      <w:numFmt w:val="bullet"/>
+      <w:lvlText w:val=""/>
+      <w:lvlJc w:val="left"/>
+      <w:pPr>
+        <w:tabs>
+          <w:tab w:val="num" w:pos="2160"/>
+        </w:tabs>
+        <w:ind w:left="2160" w:hanging="360"/>
+      </w:pPr>
+      <w:rPr>
+        <w:rFonts w:ascii="Wingdings" w:hAnsi="Wingdings" w:hint="default"/>
+        <w:sz w:val="20"/>
+      </w:rPr>
+    </w:lvl>
+    <w:lvl w:ilvl="3" w:tentative="1">
+      <w:start w:val="1"/>
+      <w:numFmt w:val="bullet"/>
+      <w:lvlText w:val=""/>
+      <w:lvlJc w:val="left"/>
+      <w:pPr>
+        <w:tabs>
+          <w:tab w:val="num" w:pos="2880"/>
+        </w:tabs>
+        <w:ind w:left="2880" w:hanging="360"/>
+      </w:pPr>
+      <w:rPr>
+        <w:rFonts w:ascii="Wingdings" w:hAnsi="Wingdings" w:hint="default"/>
+        <w:sz w:val="20"/>
+      </w:rPr>
+    </w:lvl>
+    <w:lvl w:ilvl="4" w:tentative="1">
+      <w:start w:val="1"/>
+      <w:numFmt w:val="bullet"/>
+      <w:lvlText w:val=""/>
+      <w:lvlJc w:val="left"/>
+      <w:pPr>
+        <w:tabs>
+          <w:tab w:val="num" w:pos="3600"/>
+        </w:tabs>
+        <w:ind w:left="3600" w:hanging="360"/>
+      </w:pPr>
+      <w:rPr>
+        <w:rFonts w:ascii="Wingdings" w:hAnsi="Wingdings" w:hint="default"/>
+        <w:sz w:val="20"/>
+      </w:rPr>
+    </w:lvl>
+    <w:lvl w:ilvl="5" w:tentative="1">
+      <w:start w:val="1"/>
+      <w:numFmt w:val="bullet"/>
+      <w:lvlText w:val=""/>
+      <w:lvlJc w:val="left"/>
+      <w:pPr>
+        <w:tabs>
+          <w:tab w:val="num" w:pos="4320"/>
+        </w:tabs>
+        <w:ind w:left="4320" w:hanging="360"/>
+      </w:pPr>
+      <w:rPr>
+        <w:rFonts w:ascii="Wingdings" w:hAnsi="Wingdings" w:hint="default"/>
+        <w:sz w:val="20"/>
+      </w:rPr>
+    </w:lvl>
+    <w:lvl w:ilvl="6" w:tentative="1">
+      <w:start w:val="1"/>
+      <w:numFmt w:val="bullet"/>
+      <w:lvlText w:val=""/>
+      <w:lvlJc w:val="left"/>
+      <w:pPr>
+        <w:tabs>
+          <w:tab w:val="num" w:pos="5040"/>
+        </w:tabs>
+        <w:ind w:left="5040" w:hanging="360"/>
+      </w:pPr>
+      <w:rPr>
+        <w:rFonts w:ascii="Wingdings" w:hAnsi="Wingdings" w:hint="default"/>
+        <w:sz w:val="20"/>
+      </w:rPr>
+    </w:lvl>
+    <w:lvl w:ilvl="7" w:tentative="1">
+      <w:start w:val="1"/>
+      <w:numFmt w:val="bullet"/>
+      <w:lvlText w:val=""/>
+      <w:lvlJc w:val="left"/>
+      <w:pPr>
+        <w:tabs>
+          <w:tab w:val="num" w:pos="5760"/>
+        </w:tabs>
+        <w:ind w:left="5760" w:hanging="360"/>
+      </w:pPr>
+      <w:rPr>
+        <w:rFonts w:ascii="Wingdings" w:hAnsi="Wingdings" w:hint="default"/>
+        <w:sz w:val="20"/>
+      </w:rPr>
+    </w:lvl>
+    <w:lvl w:ilvl="8" w:tentative="1">
+      <w:start w:val="1"/>
+      <w:numFmt w:val="bullet"/>
+      <w:lvlText w:val=""/>
+      <w:lvlJc w:val="left"/>
+      <w:pPr>
+        <w:tabs>
+          <w:tab w:val="num" w:pos="6480"/>
+        </w:tabs>
+        <w:ind w:left="6480" w:hanging="360"/>
+      </w:pPr>
+      <w:rPr>
+        <w:rFonts w:ascii="Wingdings" w:hAnsi="Wingdings" w:hint="default"/>
+        <w:sz w:val="20"/>
+      </w:rPr>
+    </w:lvl>
+  </w:abstractNum>
+  <w:abstractNum w:abstractNumId="6" w15:restartNumberingAfterBreak="0">
+    <w:nsid w:val="32AA5898"/>
+    <w:multiLevelType w:val="multilevel"/>
+    <w:tmpl w:val="1CC068F0"/>
+    <w:lvl w:ilvl="0">
+      <w:start w:val="1"/>
+      <w:numFmt w:val="bullet"/>
+      <w:lvlText w:val=""/>
+      <w:lvlJc w:val="left"/>
+      <w:pPr>
+        <w:tabs>
+          <w:tab w:val="num" w:pos="720"/>
+        </w:tabs>
+        <w:ind w:left="720" w:hanging="360"/>
+      </w:pPr>
+      <w:rPr>
+        <w:rFonts w:ascii="Symbol" w:hAnsi="Symbol" w:hint="default"/>
+        <w:sz w:val="20"/>
+      </w:rPr>
+    </w:lvl>
+    <w:lvl w:ilvl="1" w:tentative="1">
+      <w:start w:val="1"/>
+      <w:numFmt w:val="bullet"/>
+      <w:lvlText w:val="o"/>
+      <w:lvlJc w:val="left"/>
+      <w:pPr>
+        <w:tabs>
+          <w:tab w:val="num" w:pos="1440"/>
+        </w:tabs>
+        <w:ind w:left="1440" w:hanging="360"/>
+      </w:pPr>
+      <w:rPr>
+        <w:rFonts w:ascii="Courier New" w:hAnsi="Courier New" w:hint="default"/>
+        <w:sz w:val="20"/>
+      </w:rPr>
+    </w:lvl>
+    <w:lvl w:ilvl="2" w:tentative="1">
+      <w:start w:val="1"/>
+      <w:numFmt w:val="bullet"/>
+      <w:lvlText w:val=""/>
+      <w:lvlJc w:val="left"/>
+      <w:pPr>
+        <w:tabs>
+          <w:tab w:val="num" w:pos="2160"/>
+        </w:tabs>
+        <w:ind w:left="2160" w:hanging="360"/>
+      </w:pPr>
+      <w:rPr>
+        <w:rFonts w:ascii="Wingdings" w:hAnsi="Wingdings" w:hint="default"/>
+        <w:sz w:val="20"/>
+      </w:rPr>
+    </w:lvl>
+    <w:lvl w:ilvl="3" w:tentative="1">
+      <w:start w:val="1"/>
+      <w:numFmt w:val="bullet"/>
+      <w:lvlText w:val=""/>
+      <w:lvlJc w:val="left"/>
+      <w:pPr>
+        <w:tabs>
+          <w:tab w:val="num" w:pos="2880"/>
+        </w:tabs>
+        <w:ind w:left="2880" w:hanging="360"/>
+      </w:pPr>
+      <w:rPr>
+        <w:rFonts w:ascii="Wingdings" w:hAnsi="Wingdings" w:hint="default"/>
+        <w:sz w:val="20"/>
+      </w:rPr>
+    </w:lvl>
+    <w:lvl w:ilvl="4" w:tentative="1">
+      <w:start w:val="1"/>
+      <w:numFmt w:val="bullet"/>
+      <w:lvlText w:val=""/>
+      <w:lvlJc w:val="left"/>
+      <w:pPr>
+        <w:tabs>
+          <w:tab w:val="num" w:pos="3600"/>
+        </w:tabs>
+        <w:ind w:left="3600" w:hanging="360"/>
+      </w:pPr>
+      <w:rPr>
+        <w:rFonts w:ascii="Wingdings" w:hAnsi="Wingdings" w:hint="default"/>
+        <w:sz w:val="20"/>
+      </w:rPr>
+    </w:lvl>
+    <w:lvl w:ilvl="5" w:tentative="1">
+      <w:start w:val="1"/>
+      <w:numFmt w:val="bullet"/>
+      <w:lvlText w:val=""/>
+      <w:lvlJc w:val="left"/>
+      <w:pPr>
+        <w:tabs>
+          <w:tab w:val="num" w:pos="4320"/>
+        </w:tabs>
+        <w:ind w:left="4320" w:hanging="360"/>
+      </w:pPr>
+      <w:rPr>
+        <w:rFonts w:ascii="Wingdings" w:hAnsi="Wingdings" w:hint="default"/>
+        <w:sz w:val="20"/>
+      </w:rPr>
+    </w:lvl>
+    <w:lvl w:ilvl="6" w:tentative="1">
+      <w:start w:val="1"/>
+      <w:numFmt w:val="bullet"/>
+      <w:lvlText w:val=""/>
+      <w:lvlJc w:val="left"/>
+      <w:pPr>
+        <w:tabs>
+          <w:tab w:val="num" w:pos="5040"/>
+        </w:tabs>
+        <w:ind w:left="5040" w:hanging="360"/>
+      </w:pPr>
+      <w:rPr>
+        <w:rFonts w:ascii="Wingdings" w:hAnsi="Wingdings" w:hint="default"/>
+        <w:sz w:val="20"/>
+      </w:rPr>
+    </w:lvl>
+    <w:lvl w:ilvl="7" w:tentative="1">
+      <w:start w:val="1"/>
+      <w:numFmt w:val="bullet"/>
+      <w:lvlText w:val=""/>
+      <w:lvlJc w:val="left"/>
+      <w:pPr>
+        <w:tabs>
+          <w:tab w:val="num" w:pos="5760"/>
+        </w:tabs>
+        <w:ind w:left="5760" w:hanging="360"/>
+      </w:pPr>
+      <w:rPr>
+        <w:rFonts w:ascii="Wingdings" w:hAnsi="Wingdings" w:hint="default"/>
+        <w:sz w:val="20"/>
+      </w:rPr>
+    </w:lvl>
+    <w:lvl w:ilvl="8" w:tentative="1">
+      <w:start w:val="1"/>
+      <w:numFmt w:val="bullet"/>
+      <w:lvlText w:val=""/>
+      <w:lvlJc w:val="left"/>
+      <w:pPr>
+        <w:tabs>
+          <w:tab w:val="num" w:pos="6480"/>
+        </w:tabs>
+        <w:ind w:left="6480" w:hanging="360"/>
+      </w:pPr>
+      <w:rPr>
+        <w:rFonts w:ascii="Wingdings" w:hAnsi="Wingdings" w:hint="default"/>
+        <w:sz w:val="20"/>
+      </w:rPr>
+    </w:lvl>
+  </w:abstractNum>
+  <w:abstractNum w:abstractNumId="7" w15:restartNumberingAfterBreak="0">
     <w:nsid w:val="336573A7"/>
     <w:multiLevelType w:val="multilevel"/>
     <w:tmpl w:val="5A0AA608"/>
@@ -1347,7 +2139,156 @@
       </w:rPr>
     </w:lvl>
   </w:abstractNum>
-  <w:abstractNum w:abstractNumId="4" w15:restartNumberingAfterBreak="0">
+  <w:abstractNum w:abstractNumId="8" w15:restartNumberingAfterBreak="0">
+    <w:nsid w:val="3E2D03C2"/>
+    <w:multiLevelType w:val="multilevel"/>
+    <w:tmpl w:val="92F68CBE"/>
+    <w:lvl w:ilvl="0">
+      <w:start w:val="1"/>
+      <w:numFmt w:val="bullet"/>
+      <w:lvlText w:val=""/>
+      <w:lvlJc w:val="left"/>
+      <w:pPr>
+        <w:tabs>
+          <w:tab w:val="num" w:pos="720"/>
+        </w:tabs>
+        <w:ind w:left="720" w:hanging="360"/>
+      </w:pPr>
+      <w:rPr>
+        <w:rFonts w:ascii="Symbol" w:hAnsi="Symbol" w:hint="default"/>
+        <w:sz w:val="20"/>
+      </w:rPr>
+    </w:lvl>
+    <w:lvl w:ilvl="1" w:tentative="1">
+      <w:start w:val="1"/>
+      <w:numFmt w:val="bullet"/>
+      <w:lvlText w:val="o"/>
+      <w:lvlJc w:val="left"/>
+      <w:pPr>
+        <w:tabs>
+          <w:tab w:val="num" w:pos="1440"/>
+        </w:tabs>
+        <w:ind w:left="1440" w:hanging="360"/>
+      </w:pPr>
+      <w:rPr>
+        <w:rFonts w:ascii="Courier New" w:hAnsi="Courier New" w:hint="default"/>
+        <w:sz w:val="20"/>
+      </w:rPr>
+    </w:lvl>
+    <w:lvl w:ilvl="2" w:tentative="1">
+      <w:start w:val="1"/>
+      <w:numFmt w:val="bullet"/>
+      <w:lvlText w:val=""/>
+      <w:lvlJc w:val="left"/>
+      <w:pPr>
+        <w:tabs>
+          <w:tab w:val="num" w:pos="2160"/>
+        </w:tabs>
+        <w:ind w:left="2160" w:hanging="360"/>
+      </w:pPr>
+      <w:rPr>
+        <w:rFonts w:ascii="Wingdings" w:hAnsi="Wingdings" w:hint="default"/>
+        <w:sz w:val="20"/>
+      </w:rPr>
+    </w:lvl>
+    <w:lvl w:ilvl="3" w:tentative="1">
+      <w:start w:val="1"/>
+      <w:numFmt w:val="bullet"/>
+      <w:lvlText w:val=""/>
+      <w:lvlJc w:val="left"/>
+      <w:pPr>
+        <w:tabs>
+          <w:tab w:val="num" w:pos="2880"/>
+        </w:tabs>
+        <w:ind w:left="2880" w:hanging="360"/>
+      </w:pPr>
+      <w:rPr>
+        <w:rFonts w:ascii="Wingdings" w:hAnsi="Wingdings" w:hint="default"/>
+        <w:sz w:val="20"/>
+      </w:rPr>
+    </w:lvl>
+    <w:lvl w:ilvl="4" w:tentative="1">
+      <w:start w:val="1"/>
+      <w:numFmt w:val="bullet"/>
+      <w:lvlText w:val=""/>
+      <w:lvlJc w:val="left"/>
+      <w:pPr>
+        <w:tabs>
+          <w:tab w:val="num" w:pos="3600"/>
+        </w:tabs>
+        <w:ind w:left="3600" w:hanging="360"/>
+      </w:pPr>
+      <w:rPr>
+        <w:rFonts w:ascii="Wingdings" w:hAnsi="Wingdings" w:hint="default"/>
+        <w:sz w:val="20"/>
+      </w:rPr>
+    </w:lvl>
+    <w:lvl w:ilvl="5" w:tentative="1">
+      <w:start w:val="1"/>
+      <w:numFmt w:val="bullet"/>
+      <w:lvlText w:val=""/>
+      <w:lvlJc w:val="left"/>
+      <w:pPr>
+        <w:tabs>
+          <w:tab w:val="num" w:pos="4320"/>
+        </w:tabs>
+        <w:ind w:left="4320" w:hanging="360"/>
+      </w:pPr>
+      <w:rPr>
+        <w:rFonts w:ascii="Wingdings" w:hAnsi="Wingdings" w:hint="default"/>
+        <w:sz w:val="20"/>
+      </w:rPr>
+    </w:lvl>
+    <w:lvl w:ilvl="6" w:tentative="1">
+      <w:start w:val="1"/>
+      <w:numFmt w:val="bullet"/>
+      <w:lvlText w:val=""/>
+      <w:lvlJc w:val="left"/>
+      <w:pPr>
+        <w:tabs>
+          <w:tab w:val="num" w:pos="5040"/>
+        </w:tabs>
+        <w:ind w:left="5040" w:hanging="360"/>
+      </w:pPr>
+      <w:rPr>
+        <w:rFonts w:ascii="Wingdings" w:hAnsi="Wingdings" w:hint="default"/>
+        <w:sz w:val="20"/>
+      </w:rPr>
+    </w:lvl>
+    <w:lvl w:ilvl="7" w:tentative="1">
+      <w:start w:val="1"/>
+      <w:numFmt w:val="bullet"/>
+      <w:lvlText w:val=""/>
+      <w:lvlJc w:val="left"/>
+      <w:pPr>
+        <w:tabs>
+          <w:tab w:val="num" w:pos="5760"/>
+        </w:tabs>
+        <w:ind w:left="5760" w:hanging="360"/>
+      </w:pPr>
+      <w:rPr>
+        <w:rFonts w:ascii="Wingdings" w:hAnsi="Wingdings" w:hint="default"/>
+        <w:sz w:val="20"/>
+      </w:rPr>
+    </w:lvl>
+    <w:lvl w:ilvl="8" w:tentative="1">
+      <w:start w:val="1"/>
+      <w:numFmt w:val="bullet"/>
+      <w:lvlText w:val=""/>
+      <w:lvlJc w:val="left"/>
+      <w:pPr>
+        <w:tabs>
+          <w:tab w:val="num" w:pos="6480"/>
+        </w:tabs>
+        <w:ind w:left="6480" w:hanging="360"/>
+      </w:pPr>
+      <w:rPr>
+        <w:rFonts w:ascii="Wingdings" w:hAnsi="Wingdings" w:hint="default"/>
+        <w:sz w:val="20"/>
+      </w:rPr>
+    </w:lvl>
+  </w:abstractNum>
+  <w:abstractNum w:abstractNumId="9" w15:restartNumberingAfterBreak="0">
     <w:nsid w:val="5B9A6D09"/>
     <w:multiLevelType w:val="multilevel"/>
     <w:tmpl w:val="9F3AE90C"/>
@@ -1496,7 +2437,7 @@
       </w:rPr>
     </w:lvl>
   </w:abstractNum>
-  <w:abstractNum w:abstractNumId="5" w15:restartNumberingAfterBreak="0">
+  <w:abstractNum w:abstractNumId="10" w15:restartNumberingAfterBreak="0">
     <w:nsid w:val="5C527895"/>
     <w:multiLevelType w:val="multilevel"/>
     <w:tmpl w:val="61988446"/>
@@ -1645,7 +2586,7 @@
       </w:rPr>
     </w:lvl>
   </w:abstractNum>
-  <w:abstractNum w:abstractNumId="6" w15:restartNumberingAfterBreak="0">
+  <w:abstractNum w:abstractNumId="11" w15:restartNumberingAfterBreak="0">
     <w:nsid w:val="5CB71C65"/>
     <w:multiLevelType w:val="multilevel"/>
     <w:tmpl w:val="E90AE048"/>
@@ -1758,7 +2699,7 @@
       </w:pPr>
     </w:lvl>
   </w:abstractNum>
-  <w:abstractNum w:abstractNumId="7" w15:restartNumberingAfterBreak="0">
+  <w:abstractNum w:abstractNumId="12" w15:restartNumberingAfterBreak="0">
     <w:nsid w:val="6DB1772E"/>
     <w:multiLevelType w:val="multilevel"/>
     <w:tmpl w:val="0088AD86"/>
@@ -1907,7 +2848,156 @@
       </w:rPr>
     </w:lvl>
   </w:abstractNum>
-  <w:abstractNum w:abstractNumId="8" w15:restartNumberingAfterBreak="0">
+  <w:abstractNum w:abstractNumId="13" w15:restartNumberingAfterBreak="0">
+    <w:nsid w:val="73DA476D"/>
+    <w:multiLevelType w:val="multilevel"/>
+    <w:tmpl w:val="A95E1BAC"/>
+    <w:lvl w:ilvl="0">
+      <w:start w:val="1"/>
+      <w:numFmt w:val="bullet"/>
+      <w:lvlText w:val=""/>
+      <w:lvlJc w:val="left"/>
+      <w:pPr>
+        <w:tabs>
+          <w:tab w:val="num" w:pos="720"/>
+        </w:tabs>
+        <w:ind w:left="720" w:hanging="360"/>
+      </w:pPr>
+      <w:rPr>
+        <w:rFonts w:ascii="Symbol" w:hAnsi="Symbol" w:hint="default"/>
+        <w:sz w:val="20"/>
+      </w:rPr>
+    </w:lvl>
+    <w:lvl w:ilvl="1" w:tentative="1">
+      <w:start w:val="1"/>
+      <w:numFmt w:val="bullet"/>
+      <w:lvlText w:val="o"/>
+      <w:lvlJc w:val="left"/>
+      <w:pPr>
+        <w:tabs>
+          <w:tab w:val="num" w:pos="1440"/>
+        </w:tabs>
+        <w:ind w:left="1440" w:hanging="360"/>
+      </w:pPr>
+      <w:rPr>
+        <w:rFonts w:ascii="Courier New" w:hAnsi="Courier New" w:hint="default"/>
+        <w:sz w:val="20"/>
+      </w:rPr>
+    </w:lvl>
+    <w:lvl w:ilvl="2" w:tentative="1">
+      <w:start w:val="1"/>
+      <w:numFmt w:val="bullet"/>
+      <w:lvlText w:val=""/>
+      <w:lvlJc w:val="left"/>
+      <w:pPr>
+        <w:tabs>
+          <w:tab w:val="num" w:pos="2160"/>
+        </w:tabs>
+        <w:ind w:left="2160" w:hanging="360"/>
+      </w:pPr>
+      <w:rPr>
+        <w:rFonts w:ascii="Wingdings" w:hAnsi="Wingdings" w:hint="default"/>
+        <w:sz w:val="20"/>
+      </w:rPr>
+    </w:lvl>
+    <w:lvl w:ilvl="3" w:tentative="1">
+      <w:start w:val="1"/>
+      <w:numFmt w:val="bullet"/>
+      <w:lvlText w:val=""/>
+      <w:lvlJc w:val="left"/>
+      <w:pPr>
+        <w:tabs>
+          <w:tab w:val="num" w:pos="2880"/>
+        </w:tabs>
+        <w:ind w:left="2880" w:hanging="360"/>
+      </w:pPr>
+      <w:rPr>
+        <w:rFonts w:ascii="Wingdings" w:hAnsi="Wingdings" w:hint="default"/>
+        <w:sz w:val="20"/>
+      </w:rPr>
+    </w:lvl>
+    <w:lvl w:ilvl="4" w:tentative="1">
+      <w:start w:val="1"/>
+      <w:numFmt w:val="bullet"/>
+      <w:lvlText w:val=""/>
+      <w:lvlJc w:val="left"/>
+      <w:pPr>
+        <w:tabs>
+          <w:tab w:val="num" w:pos="3600"/>
+        </w:tabs>
+        <w:ind w:left="3600" w:hanging="360"/>
+      </w:pPr>
+      <w:rPr>
+        <w:rFonts w:ascii="Wingdings" w:hAnsi="Wingdings" w:hint="default"/>
+        <w:sz w:val="20"/>
+      </w:rPr>
+    </w:lvl>
+    <w:lvl w:ilvl="5" w:tentative="1">
+      <w:start w:val="1"/>
+      <w:numFmt w:val="bullet"/>
+      <w:lvlText w:val=""/>
+      <w:lvlJc w:val="left"/>
+      <w:pPr>
+        <w:tabs>
+          <w:tab w:val="num" w:pos="4320"/>
+        </w:tabs>
+        <w:ind w:left="4320" w:hanging="360"/>
+      </w:pPr>
+      <w:rPr>
+        <w:rFonts w:ascii="Wingdings" w:hAnsi="Wingdings" w:hint="default"/>
+        <w:sz w:val="20"/>
+      </w:rPr>
+    </w:lvl>
+    <w:lvl w:ilvl="6" w:tentative="1">
+      <w:start w:val="1"/>
+      <w:numFmt w:val="bullet"/>
+      <w:lvlText w:val=""/>
+      <w:lvlJc w:val="left"/>
+      <w:pPr>
+        <w:tabs>
+          <w:tab w:val="num" w:pos="5040"/>
+        </w:tabs>
+        <w:ind w:left="5040" w:hanging="360"/>
+      </w:pPr>
+      <w:rPr>
+        <w:rFonts w:ascii="Wingdings" w:hAnsi="Wingdings" w:hint="default"/>
+        <w:sz w:val="20"/>
+      </w:rPr>
+    </w:lvl>
+    <w:lvl w:ilvl="7" w:tentative="1">
+      <w:start w:val="1"/>
+      <w:numFmt w:val="bullet"/>
+      <w:lvlText w:val=""/>
+      <w:lvlJc w:val="left"/>
+      <w:pPr>
+        <w:tabs>
+          <w:tab w:val="num" w:pos="5760"/>
+        </w:tabs>
+        <w:ind w:left="5760" w:hanging="360"/>
+      </w:pPr>
+      <w:rPr>
+        <w:rFonts w:ascii="Wingdings" w:hAnsi="Wingdings" w:hint="default"/>
+        <w:sz w:val="20"/>
+      </w:rPr>
+    </w:lvl>
+    <w:lvl w:ilvl="8" w:tentative="1">
+      <w:start w:val="1"/>
+      <w:numFmt w:val="bullet"/>
+      <w:lvlText w:val=""/>
+      <w:lvlJc w:val="left"/>
+      <w:pPr>
+        <w:tabs>
+          <w:tab w:val="num" w:pos="6480"/>
+        </w:tabs>
+        <w:ind w:left="6480" w:hanging="360"/>
+      </w:pPr>
+      <w:rPr>
+        <w:rFonts w:ascii="Wingdings" w:hAnsi="Wingdings" w:hint="default"/>
+        <w:sz w:val="20"/>
+      </w:rPr>
+    </w:lvl>
+  </w:abstractNum>
+  <w:abstractNum w:abstractNumId="14" w15:restartNumberingAfterBreak="0">
     <w:nsid w:val="75161468"/>
     <w:multiLevelType w:val="multilevel"/>
     <w:tmpl w:val="00E49788"/>
@@ -2057,31 +3147,49 @@
     </w:lvl>
   </w:abstractNum>
   <w:num w:numId="1" w16cid:durableId="1765224900">
-    <w:abstractNumId w:val="8"/>
+    <w:abstractNumId w:val="14"/>
   </w:num>
   <w:num w:numId="2" w16cid:durableId="1748645789">
-    <w:abstractNumId w:val="6"/>
+    <w:abstractNumId w:val="11"/>
   </w:num>
   <w:num w:numId="3" w16cid:durableId="2101171626">
-    <w:abstractNumId w:val="4"/>
+    <w:abstractNumId w:val="9"/>
   </w:num>
   <w:num w:numId="4" w16cid:durableId="1027215947">
-    <w:abstractNumId w:val="1"/>
+    <w:abstractNumId w:val="2"/>
   </w:num>
   <w:num w:numId="5" w16cid:durableId="107815174">
-    <w:abstractNumId w:val="5"/>
+    <w:abstractNumId w:val="10"/>
   </w:num>
   <w:num w:numId="6" w16cid:durableId="1674408343">
     <w:abstractNumId w:val="0"/>
   </w:num>
   <w:num w:numId="7" w16cid:durableId="390538948">
+    <w:abstractNumId w:val="7"/>
+  </w:num>
+  <w:num w:numId="8" w16cid:durableId="932860597">
+    <w:abstractNumId w:val="12"/>
+  </w:num>
+  <w:num w:numId="9" w16cid:durableId="131486022">
     <w:abstractNumId w:val="3"/>
   </w:num>
-  <w:num w:numId="8" w16cid:durableId="932860597">
-    <w:abstractNumId w:val="7"/>
+  <w:num w:numId="10" w16cid:durableId="2002077831">
+    <w:abstractNumId w:val="8"/>
   </w:num>
-  <w:num w:numId="9" w16cid:durableId="131486022">
-    <w:abstractNumId w:val="2"/>
+  <w:num w:numId="11" w16cid:durableId="210456892">
+    <w:abstractNumId w:val="1"/>
+  </w:num>
+  <w:num w:numId="12" w16cid:durableId="616183795">
+    <w:abstractNumId w:val="6"/>
+  </w:num>
+  <w:num w:numId="13" w16cid:durableId="1059209381">
+    <w:abstractNumId w:val="4"/>
+  </w:num>
+  <w:num w:numId="14" w16cid:durableId="267859040">
+    <w:abstractNumId w:val="5"/>
+  </w:num>
+  <w:num w:numId="15" w16cid:durableId="1910381109">
+    <w:abstractNumId w:val="13"/>
   </w:num>
 </w:numbering>
 </file>

--- a/docs/IoT.docx
+++ b/docs/IoT.docx
@@ -119,7 +119,27 @@
           <w:sz w:val="28"/>
           <w:szCs w:val="28"/>
         </w:rPr>
-        <w:t>Veel mensen slapen in ruimtes met een slechte luchtkwaliteit zonder dit te beseffen. Een verhoogde CO₂-concentratie, een oncomfortabele temperatuur of een onjuiste luchtvochtigheid kunnen een negatieve invloed hebben op de slaapkwaliteit, concentratie en het algemene welzijn. Omdat deze factoren niet zichtbaar zijn, wordt er vaak onvoldoende of te laat geventileerd.</w:t>
+        <w:t xml:space="preserve">Veel mensen slapen in ruimtes met een slechte luchtkwaliteit zonder dit te beseffen. Een verhoogde CO₂-concentratie, een oncomfortabele temperatuur of een onjuiste luchtvochtigheid </w:t>
+      </w:r>
+      <w:r>
+        <w:rPr>
+          <w:rFonts w:eastAsiaTheme="majorEastAsia" w:cstheme="majorBidi"/>
+          <w:spacing w:val="-10"/>
+          <w:kern w:val="28"/>
+          <w:sz w:val="28"/>
+          <w:szCs w:val="28"/>
+        </w:rPr>
+        <w:t>kan</w:t>
+      </w:r>
+      <w:r>
+        <w:rPr>
+          <w:rFonts w:eastAsiaTheme="majorEastAsia" w:cstheme="majorBidi"/>
+          <w:spacing w:val="-10"/>
+          <w:kern w:val="28"/>
+          <w:sz w:val="28"/>
+          <w:szCs w:val="28"/>
+        </w:rPr>
+        <w:t xml:space="preserve"> een negatieve invloed hebben op de slaapkwaliteit, concentratie en het algemene welzijn. Omdat deze factoren niet zichtbaar zijn, wordt er vaak onvoldoende of te laat geventileerd.</w:t>
       </w:r>
     </w:p>
     <w:p>
